--- a/flow/20230914_vu_template/drafts/2024-12-u/14-СБ-Тирса_Левкія.docx
+++ b/flow/20230914_vu_template/drafts/2024-12-u/14-СБ-Тирса_Левкія.docx
@@ -5776,6 +5776,7 @@
           <w:rFonts w:ascii="Times New Roman" w:eastAsia="Times New Roman" w:hAnsi="Times New Roman" w:cs="Times New Roman"/>
           <w:sz w:val="24"/>
           <w:szCs w:val="24"/>
+          <w:lang w:val="ru-MD"/>
         </w:rPr>
       </w:pPr>
       <w:r>
@@ -5785,6 +5786,7 @@
           <w:color w:val="FF0000"/>
           <w:sz w:val="24"/>
           <w:szCs w:val="24"/>
+          <w:lang w:val="ru-MD"/>
         </w:rPr>
         <w:t>Єктенія усильного благання</w:t>
       </w:r>
@@ -5792,432 +5794,320 @@
     <w:p>
       <w:pPr>
         <w:spacing w:after="120" w:line="240" w:lineRule="auto"/>
-        <w:jc w:val="both"/>
-        <w:rPr>
-          <w:rFonts w:ascii="Times New Roman" w:eastAsia="Times New Roman" w:hAnsi="Times New Roman" w:cs="Times New Roman"/>
-          <w:sz w:val="24"/>
-          <w:szCs w:val="24"/>
-        </w:rPr>
-      </w:pPr>
-      <w:r>
-        <w:rPr>
-          <w:rFonts w:ascii="Times New Roman" w:eastAsia="Times New Roman" w:hAnsi="Times New Roman" w:cs="Times New Roman"/>
-          <w:sz w:val="24"/>
-          <w:szCs w:val="24"/>
-        </w:rPr>
-        <w:t>Промовмо всі з усієї душі і з усієї мислі нашої, промовмо.</w:t>
-      </w:r>
-    </w:p>
-    <w:p>
-      <w:pPr>
-        <w:spacing w:after="120" w:line="240" w:lineRule="auto"/>
-        <w:jc w:val="both"/>
-        <w:rPr>
-          <w:rFonts w:ascii="Times New Roman" w:eastAsia="Times New Roman" w:hAnsi="Times New Roman" w:cs="Times New Roman"/>
-          <w:sz w:val="24"/>
-          <w:szCs w:val="24"/>
-        </w:rPr>
-      </w:pPr>
-      <w:r>
-        <w:rPr>
-          <w:rFonts w:ascii="Times New Roman" w:eastAsia="Times New Roman" w:hAnsi="Times New Roman" w:cs="Times New Roman"/>
+        <w:rPr>
+          <w:rFonts w:ascii="Times New Roman" w:eastAsia="Times New Roman" w:hAnsi="Times New Roman" w:cs="Times New Roman"/>
+          <w:sz w:val="24"/>
+          <w:szCs w:val="24"/>
+          <w:lang w:val="ru-MD"/>
+        </w:rPr>
+      </w:pPr>
+      <w:r>
+        <w:rPr>
+          <w:rFonts w:ascii="Times New Roman" w:eastAsia="Times New Roman" w:hAnsi="Times New Roman" w:cs="Times New Roman"/>
+          <w:sz w:val="24"/>
+          <w:szCs w:val="24"/>
+          <w:lang w:val="ru-MD"/>
+        </w:rPr>
+        <w:t>Помилуй нас, Боже, з великої милості Твоєї, молимось Тобі, вислухай і помилуй.</w:t>
+      </w:r>
+    </w:p>
+    <w:p>
+      <w:pPr>
+        <w:spacing w:after="120" w:line="240" w:lineRule="auto"/>
+        <w:rPr>
+          <w:rFonts w:ascii="Times New Roman" w:eastAsia="Times New Roman" w:hAnsi="Times New Roman" w:cs="Times New Roman"/>
+          <w:sz w:val="24"/>
+          <w:szCs w:val="24"/>
+        </w:rPr>
+      </w:pPr>
+      <w:r>
+        <w:rPr>
+          <w:rFonts w:ascii="Times New Roman" w:eastAsia="Times New Roman" w:hAnsi="Times New Roman" w:cs="Times New Roman"/>
+          <w:i/>
+          <w:color w:val="FF4400"/>
+          <w:sz w:val="24"/>
+          <w:szCs w:val="24"/>
+        </w:rPr>
+        <w:t>Вірні:</w:t>
+      </w:r>
+      <w:r>
+        <w:rPr>
+          <w:rFonts w:ascii="Times New Roman" w:eastAsia="Times New Roman" w:hAnsi="Times New Roman" w:cs="Times New Roman"/>
+          <w:sz w:val="24"/>
+          <w:szCs w:val="24"/>
+        </w:rPr>
+        <w:t xml:space="preserve"> Го́споди, поми́луй. </w:t>
+      </w:r>
+      <w:r>
+        <w:rPr>
+          <w:rFonts w:ascii="Times New Roman" w:eastAsia="Times New Roman" w:hAnsi="Times New Roman" w:cs="Times New Roman"/>
+          <w:i/>
+          <w:color w:val="FF4400"/>
+          <w:sz w:val="24"/>
+          <w:szCs w:val="24"/>
+        </w:rPr>
+        <w:t>(3 р.)</w:t>
+      </w:r>
+    </w:p>
+    <w:p>
+      <w:pPr>
+        <w:spacing w:after="120" w:line="240" w:lineRule="auto"/>
+        <w:rPr>
+          <w:rFonts w:ascii="Times New Roman" w:eastAsia="Times New Roman" w:hAnsi="Times New Roman" w:cs="Times New Roman"/>
+          <w:sz w:val="24"/>
+          <w:szCs w:val="24"/>
+        </w:rPr>
+      </w:pPr>
+      <w:r>
+        <w:rPr>
+          <w:rFonts w:ascii="Times New Roman" w:eastAsia="Times New Roman" w:hAnsi="Times New Roman" w:cs="Times New Roman"/>
+          <w:sz w:val="24"/>
+          <w:szCs w:val="24"/>
+        </w:rPr>
+        <w:t xml:space="preserve">Ще молимось за святішого вселенського архиєрея Франциска, папу Римського, і за блаженнішого патріярха нашого Святослава, і за преосвященнішого архиєпископа і митрополита нашого кир </w:t>
+      </w:r>
+      <w:r>
+        <w:rPr>
+          <w:rFonts w:ascii="Times New Roman" w:eastAsia="Times New Roman" w:hAnsi="Times New Roman" w:cs="Times New Roman"/>
+          <w:i/>
+          <w:color w:val="FF4400"/>
+          <w:sz w:val="24"/>
+          <w:szCs w:val="24"/>
+        </w:rPr>
+        <w:t>ім’я</w:t>
+      </w:r>
+      <w:r>
+        <w:rPr>
+          <w:rFonts w:ascii="Times New Roman" w:eastAsia="Times New Roman" w:hAnsi="Times New Roman" w:cs="Times New Roman"/>
+          <w:i/>
+          <w:sz w:val="24"/>
+          <w:szCs w:val="24"/>
+        </w:rPr>
+        <w:t>,</w:t>
+      </w:r>
+      <w:r>
+        <w:rPr>
+          <w:rFonts w:ascii="Times New Roman" w:eastAsia="Times New Roman" w:hAnsi="Times New Roman" w:cs="Times New Roman"/>
+          <w:sz w:val="24"/>
+          <w:szCs w:val="24"/>
+        </w:rPr>
+        <w:t xml:space="preserve"> і за боголюбивого єпископа нашого кир </w:t>
+      </w:r>
+      <w:r>
+        <w:rPr>
+          <w:rFonts w:ascii="Times New Roman" w:eastAsia="Times New Roman" w:hAnsi="Times New Roman" w:cs="Times New Roman"/>
+          <w:i/>
+          <w:color w:val="FF4400"/>
+          <w:sz w:val="24"/>
+          <w:szCs w:val="24"/>
+        </w:rPr>
+        <w:t>ім’я</w:t>
+      </w:r>
+      <w:r>
+        <w:rPr>
+          <w:rFonts w:ascii="Times New Roman" w:eastAsia="Times New Roman" w:hAnsi="Times New Roman" w:cs="Times New Roman"/>
+          <w:i/>
+          <w:sz w:val="24"/>
+          <w:szCs w:val="24"/>
+        </w:rPr>
+        <w:t>,</w:t>
+      </w:r>
+      <w:r>
+        <w:rPr>
+          <w:rFonts w:ascii="Times New Roman" w:eastAsia="Times New Roman" w:hAnsi="Times New Roman" w:cs="Times New Roman"/>
+          <w:sz w:val="24"/>
+          <w:szCs w:val="24"/>
+        </w:rPr>
+        <w:t xml:space="preserve"> за тих, що служать і послужили у святім храмі цьому, і за отців наших духовних, і всіх у Христі братів і сестер наших.</w:t>
+      </w:r>
+    </w:p>
+    <w:p>
+      <w:pPr>
+        <w:spacing w:after="120" w:line="240" w:lineRule="auto"/>
+        <w:rPr>
+          <w:rFonts w:ascii="Times New Roman" w:eastAsia="Times New Roman" w:hAnsi="Times New Roman" w:cs="Times New Roman"/>
+          <w:sz w:val="24"/>
+          <w:szCs w:val="24"/>
+        </w:rPr>
+      </w:pPr>
+      <w:r>
+        <w:rPr>
+          <w:rFonts w:ascii="Times New Roman" w:eastAsia="Times New Roman" w:hAnsi="Times New Roman" w:cs="Times New Roman"/>
+          <w:i/>
+          <w:color w:val="FF4400"/>
+          <w:sz w:val="24"/>
+          <w:szCs w:val="24"/>
+        </w:rPr>
+        <w:t>Вірні:</w:t>
+      </w:r>
+      <w:r>
+        <w:rPr>
+          <w:rFonts w:ascii="Times New Roman" w:eastAsia="Times New Roman" w:hAnsi="Times New Roman" w:cs="Times New Roman"/>
+          <w:sz w:val="24"/>
+          <w:szCs w:val="24"/>
+        </w:rPr>
+        <w:t xml:space="preserve"> Го́споди, поми́луй. </w:t>
+      </w:r>
+      <w:r>
+        <w:rPr>
+          <w:rFonts w:ascii="Times New Roman" w:eastAsia="Times New Roman" w:hAnsi="Times New Roman" w:cs="Times New Roman"/>
+          <w:i/>
+          <w:color w:val="FF4400"/>
+          <w:sz w:val="24"/>
+          <w:szCs w:val="24"/>
+        </w:rPr>
+        <w:t>(3 р.)</w:t>
+      </w:r>
+    </w:p>
+    <w:p>
+      <w:pPr>
+        <w:spacing w:after="120" w:line="240" w:lineRule="auto"/>
+        <w:rPr>
+          <w:rFonts w:ascii="Times New Roman" w:eastAsia="Times New Roman" w:hAnsi="Times New Roman" w:cs="Times New Roman"/>
+          <w:sz w:val="24"/>
+          <w:szCs w:val="24"/>
+        </w:rPr>
+      </w:pPr>
+      <w:r>
+        <w:rPr>
+          <w:rFonts w:ascii="Times New Roman" w:eastAsia="Times New Roman" w:hAnsi="Times New Roman" w:cs="Times New Roman"/>
+          <w:sz w:val="24"/>
+          <w:szCs w:val="24"/>
+        </w:rPr>
+        <w:t>Ще молимось за Богом бережений народ наш, за правління і за все військо.</w:t>
+      </w:r>
+    </w:p>
+    <w:p>
+      <w:pPr>
+        <w:spacing w:after="120" w:line="240" w:lineRule="auto"/>
+        <w:rPr>
+          <w:rFonts w:ascii="Times New Roman" w:eastAsia="Times New Roman" w:hAnsi="Times New Roman" w:cs="Times New Roman"/>
+          <w:sz w:val="24"/>
+          <w:szCs w:val="24"/>
+        </w:rPr>
+      </w:pPr>
+      <w:r>
+        <w:rPr>
+          <w:rFonts w:ascii="Times New Roman" w:eastAsia="Times New Roman" w:hAnsi="Times New Roman" w:cs="Times New Roman"/>
+          <w:i/>
+          <w:color w:val="FF4400"/>
+          <w:sz w:val="24"/>
+          <w:szCs w:val="24"/>
+        </w:rPr>
+        <w:t>Вірні:</w:t>
+      </w:r>
+      <w:r>
+        <w:rPr>
+          <w:rFonts w:ascii="Times New Roman" w:eastAsia="Times New Roman" w:hAnsi="Times New Roman" w:cs="Times New Roman"/>
+          <w:sz w:val="24"/>
+          <w:szCs w:val="24"/>
+        </w:rPr>
+        <w:t xml:space="preserve"> Го́споди, поми́луй. </w:t>
+      </w:r>
+      <w:r>
+        <w:rPr>
+          <w:rFonts w:ascii="Times New Roman" w:eastAsia="Times New Roman" w:hAnsi="Times New Roman" w:cs="Times New Roman"/>
+          <w:i/>
+          <w:color w:val="FF4400"/>
+          <w:sz w:val="24"/>
+          <w:szCs w:val="24"/>
+        </w:rPr>
+        <w:t>(3 р.)</w:t>
+      </w:r>
+    </w:p>
+    <w:p>
+      <w:pPr>
+        <w:spacing w:after="120" w:line="240" w:lineRule="auto"/>
+        <w:rPr>
+          <w:rFonts w:ascii="Times New Roman" w:eastAsia="Times New Roman" w:hAnsi="Times New Roman" w:cs="Times New Roman"/>
+          <w:sz w:val="24"/>
+          <w:szCs w:val="24"/>
+        </w:rPr>
+      </w:pPr>
+      <w:r>
+        <w:rPr>
+          <w:rFonts w:ascii="Times New Roman" w:eastAsia="Times New Roman" w:hAnsi="Times New Roman" w:cs="Times New Roman"/>
+          <w:sz w:val="24"/>
+          <w:szCs w:val="24"/>
+        </w:rPr>
+        <w:t>Ще молимось за тут присутніх людей, що очікують від Тебе великої і багатої милости, за тих, що творять нам милостиню, і за всіх православних християн.</w:t>
+      </w:r>
+    </w:p>
+    <w:p>
+      <w:pPr>
+        <w:spacing w:after="120" w:line="240" w:lineRule="auto"/>
+        <w:rPr>
+          <w:rFonts w:ascii="Times New Roman" w:eastAsia="Times New Roman" w:hAnsi="Times New Roman" w:cs="Times New Roman"/>
+          <w:sz w:val="24"/>
+          <w:szCs w:val="24"/>
+        </w:rPr>
+      </w:pPr>
+      <w:r>
+        <w:rPr>
+          <w:rFonts w:ascii="Times New Roman" w:eastAsia="Times New Roman" w:hAnsi="Times New Roman" w:cs="Times New Roman"/>
+          <w:i/>
+          <w:color w:val="FF4400"/>
+          <w:sz w:val="24"/>
+          <w:szCs w:val="24"/>
+        </w:rPr>
+        <w:t>Вірні:</w:t>
+      </w:r>
+      <w:r>
+        <w:rPr>
+          <w:rFonts w:ascii="Times New Roman" w:eastAsia="Times New Roman" w:hAnsi="Times New Roman" w:cs="Times New Roman"/>
+          <w:sz w:val="24"/>
+          <w:szCs w:val="24"/>
+        </w:rPr>
+        <w:t xml:space="preserve"> Го́споди, поми́луй. </w:t>
+      </w:r>
+      <w:r>
+        <w:rPr>
+          <w:rFonts w:ascii="Times New Roman" w:eastAsia="Times New Roman" w:hAnsi="Times New Roman" w:cs="Times New Roman"/>
+          <w:i/>
+          <w:color w:val="FF4400"/>
+          <w:sz w:val="24"/>
+          <w:szCs w:val="24"/>
+        </w:rPr>
+        <w:t>(3 р.)</w:t>
+      </w:r>
+    </w:p>
+    <w:p>
+      <w:pPr>
+        <w:spacing w:after="120" w:line="240" w:lineRule="auto"/>
+        <w:jc w:val="both"/>
+        <w:rPr>
+          <w:rFonts w:ascii="Times New Roman" w:eastAsia="Times New Roman" w:hAnsi="Times New Roman" w:cs="Times New Roman"/>
+          <w:sz w:val="24"/>
+          <w:szCs w:val="24"/>
+        </w:rPr>
+      </w:pPr>
+      <w:r>
+        <w:rPr>
+          <w:rFonts w:ascii="Times New Roman" w:eastAsia="Times New Roman" w:hAnsi="Times New Roman" w:cs="Times New Roman"/>
+          <w:sz w:val="24"/>
+          <w:szCs w:val="24"/>
+          <w:u w:val="single"/>
+        </w:rPr>
+        <w:t>[Господи, Боже наш! Згадай нас грішних і недостойних слуг твоїх, коли призиваємо святе ім'я твоє, і не осороми нас, коли очікуємо милости твоєї, але вислухай, Господи, усі наші спасенні прохання, і вчини нас достойними любити і боятися тебе від усього серця нашого і творити в усьому волю твою.]</w:t>
+      </w:r>
+    </w:p>
+    <w:p>
+      <w:pPr>
+        <w:spacing w:after="120" w:line="240" w:lineRule="auto"/>
+        <w:rPr>
+          <w:rFonts w:ascii="Times New Roman" w:eastAsia="Times New Roman" w:hAnsi="Times New Roman" w:cs="Times New Roman"/>
+          <w:sz w:val="24"/>
+          <w:szCs w:val="24"/>
+        </w:rPr>
+      </w:pPr>
+      <w:r>
+        <w:rPr>
+          <w:rFonts w:ascii="Times New Roman" w:hAnsi="Times New Roman"/>
           <w:i/>
           <w:color w:val="FF0000"/>
           <w:sz w:val="24"/>
-          <w:szCs w:val="24"/>
-        </w:rPr>
-        <w:t>Вірні:</w:t>
-      </w:r>
-      <w:r>
-        <w:rPr>
-          <w:rFonts w:ascii="Times New Roman" w:eastAsia="Times New Roman" w:hAnsi="Times New Roman" w:cs="Times New Roman"/>
-          <w:color w:val="FF0000"/>
-          <w:sz w:val="24"/>
-          <w:szCs w:val="24"/>
-        </w:rPr>
-        <w:t xml:space="preserve"> </w:t>
-      </w:r>
-      <w:r>
-        <w:rPr>
-          <w:rFonts w:ascii="Times New Roman" w:eastAsia="Times New Roman" w:hAnsi="Times New Roman" w:cs="Times New Roman"/>
-          <w:sz w:val="24"/>
-          <w:szCs w:val="24"/>
-        </w:rPr>
-        <w:t>Господи, помилуй.</w:t>
-      </w:r>
-    </w:p>
-    <w:p>
-      <w:pPr>
-        <w:spacing w:after="120" w:line="240" w:lineRule="auto"/>
-        <w:jc w:val="both"/>
-        <w:rPr>
-          <w:rFonts w:ascii="Times New Roman" w:eastAsia="Times New Roman" w:hAnsi="Times New Roman" w:cs="Times New Roman"/>
-          <w:sz w:val="24"/>
-          <w:szCs w:val="24"/>
-        </w:rPr>
-      </w:pPr>
-      <w:r>
-        <w:rPr>
-          <w:rFonts w:ascii="Times New Roman" w:eastAsia="Times New Roman" w:hAnsi="Times New Roman" w:cs="Times New Roman"/>
-          <w:sz w:val="24"/>
-          <w:szCs w:val="24"/>
-        </w:rPr>
-        <w:t>Господи, Вседержителю, Боже отців наших, молимось тобі, вислухай і помилуй.</w:t>
-      </w:r>
-    </w:p>
-    <w:p>
-      <w:pPr>
-        <w:spacing w:after="120" w:line="240" w:lineRule="auto"/>
-        <w:jc w:val="both"/>
-        <w:rPr>
-          <w:rFonts w:ascii="Times New Roman" w:eastAsia="Times New Roman" w:hAnsi="Times New Roman" w:cs="Times New Roman"/>
-          <w:sz w:val="24"/>
-          <w:szCs w:val="24"/>
-        </w:rPr>
-      </w:pPr>
-      <w:r>
-        <w:rPr>
-          <w:rFonts w:ascii="Times New Roman" w:eastAsia="Times New Roman" w:hAnsi="Times New Roman" w:cs="Times New Roman"/>
-          <w:i/>
-          <w:color w:val="FF0000"/>
-          <w:sz w:val="24"/>
-          <w:szCs w:val="24"/>
-        </w:rPr>
-        <w:t>Вірні:</w:t>
-      </w:r>
-      <w:r>
-        <w:rPr>
-          <w:rFonts w:ascii="Times New Roman" w:eastAsia="Times New Roman" w:hAnsi="Times New Roman" w:cs="Times New Roman"/>
-          <w:color w:val="FF0000"/>
-          <w:sz w:val="24"/>
-          <w:szCs w:val="24"/>
-        </w:rPr>
-        <w:t xml:space="preserve"> </w:t>
-      </w:r>
-      <w:r>
-        <w:rPr>
-          <w:rFonts w:ascii="Times New Roman" w:eastAsia="Times New Roman" w:hAnsi="Times New Roman" w:cs="Times New Roman"/>
-          <w:sz w:val="24"/>
-          <w:szCs w:val="24"/>
-        </w:rPr>
-        <w:t>Господи, помилуй.</w:t>
-      </w:r>
-    </w:p>
-    <w:p>
-      <w:pPr>
-        <w:spacing w:after="120" w:line="240" w:lineRule="auto"/>
-        <w:rPr>
-          <w:rFonts w:ascii="Times New Roman" w:eastAsia="Times New Roman" w:hAnsi="Times New Roman" w:cs="Times New Roman"/>
-          <w:sz w:val="24"/>
-          <w:szCs w:val="24"/>
-        </w:rPr>
-      </w:pPr>
-      <w:r>
-        <w:rPr>
-          <w:rFonts w:ascii="Times New Roman" w:eastAsia="Times New Roman" w:hAnsi="Times New Roman" w:cs="Times New Roman"/>
-          <w:sz w:val="24"/>
-          <w:szCs w:val="24"/>
-        </w:rPr>
-        <w:t>Помилуй нас, Боже, з великої милості Твоєї, молимось Тобі, вислухай і помилуй.</w:t>
-      </w:r>
-    </w:p>
-    <w:p>
-      <w:pPr>
-        <w:spacing w:after="120" w:line="240" w:lineRule="auto"/>
-        <w:rPr>
-          <w:rFonts w:ascii="Times New Roman" w:eastAsia="Times New Roman" w:hAnsi="Times New Roman" w:cs="Times New Roman"/>
-          <w:sz w:val="24"/>
-          <w:szCs w:val="24"/>
-        </w:rPr>
-      </w:pPr>
-      <w:r>
-        <w:rPr>
-          <w:rFonts w:ascii="Times New Roman" w:eastAsia="Times New Roman" w:hAnsi="Times New Roman" w:cs="Times New Roman"/>
-          <w:i/>
-          <w:color w:val="FF4400"/>
-          <w:sz w:val="24"/>
-          <w:szCs w:val="24"/>
-        </w:rPr>
-        <w:t>Вірні:</w:t>
-      </w:r>
-      <w:r>
-        <w:rPr>
-          <w:rFonts w:ascii="Times New Roman" w:eastAsia="Times New Roman" w:hAnsi="Times New Roman" w:cs="Times New Roman"/>
-          <w:sz w:val="24"/>
-          <w:szCs w:val="24"/>
-        </w:rPr>
-        <w:t xml:space="preserve"> Го́споди, поми́луй. </w:t>
-      </w:r>
-      <w:r>
-        <w:rPr>
-          <w:rFonts w:ascii="Times New Roman" w:eastAsia="Times New Roman" w:hAnsi="Times New Roman" w:cs="Times New Roman"/>
-          <w:i/>
-          <w:color w:val="FF4400"/>
-          <w:sz w:val="24"/>
-          <w:szCs w:val="24"/>
-        </w:rPr>
-        <w:t>(3 р.)</w:t>
-      </w:r>
-    </w:p>
-    <w:p>
-      <w:pPr>
-        <w:spacing w:after="120" w:line="240" w:lineRule="auto"/>
-        <w:rPr>
-          <w:rFonts w:ascii="Times New Roman" w:eastAsia="Times New Roman" w:hAnsi="Times New Roman" w:cs="Times New Roman"/>
-          <w:sz w:val="24"/>
-          <w:szCs w:val="24"/>
-        </w:rPr>
-      </w:pPr>
-      <w:r>
-        <w:rPr>
-          <w:rFonts w:ascii="Times New Roman" w:eastAsia="Times New Roman" w:hAnsi="Times New Roman" w:cs="Times New Roman"/>
-          <w:sz w:val="24"/>
-          <w:szCs w:val="24"/>
-        </w:rPr>
-        <w:t xml:space="preserve">Ще молимось за святішого вселенського архиєрея Франциска, папу Римського, і за блаженнішого патріярха нашого Святослава, і за преосвященнішого архиєпископа і митрополита нашого кир </w:t>
-      </w:r>
-      <w:r>
-        <w:rPr>
-          <w:rFonts w:ascii="Times New Roman" w:eastAsia="Times New Roman" w:hAnsi="Times New Roman" w:cs="Times New Roman"/>
-          <w:i/>
-          <w:color w:val="FF4400"/>
-          <w:sz w:val="24"/>
-          <w:szCs w:val="24"/>
-        </w:rPr>
-        <w:t>ім’я</w:t>
-      </w:r>
-      <w:r>
-        <w:rPr>
-          <w:rFonts w:ascii="Times New Roman" w:eastAsia="Times New Roman" w:hAnsi="Times New Roman" w:cs="Times New Roman"/>
-          <w:i/>
-          <w:sz w:val="24"/>
-          <w:szCs w:val="24"/>
-        </w:rPr>
-        <w:t>,</w:t>
-      </w:r>
-      <w:r>
-        <w:rPr>
-          <w:rFonts w:ascii="Times New Roman" w:eastAsia="Times New Roman" w:hAnsi="Times New Roman" w:cs="Times New Roman"/>
-          <w:sz w:val="24"/>
-          <w:szCs w:val="24"/>
-        </w:rPr>
-        <w:t xml:space="preserve"> і за боголюбивого єпископа нашого кир </w:t>
-      </w:r>
-      <w:r>
-        <w:rPr>
-          <w:rFonts w:ascii="Times New Roman" w:eastAsia="Times New Roman" w:hAnsi="Times New Roman" w:cs="Times New Roman"/>
-          <w:i/>
-          <w:color w:val="FF4400"/>
-          <w:sz w:val="24"/>
-          <w:szCs w:val="24"/>
-        </w:rPr>
-        <w:t>ім’я</w:t>
-      </w:r>
-      <w:r>
-        <w:rPr>
-          <w:rFonts w:ascii="Times New Roman" w:eastAsia="Times New Roman" w:hAnsi="Times New Roman" w:cs="Times New Roman"/>
-          <w:i/>
-          <w:sz w:val="24"/>
-          <w:szCs w:val="24"/>
-        </w:rPr>
-        <w:t>,</w:t>
-      </w:r>
-      <w:r>
-        <w:rPr>
-          <w:rFonts w:ascii="Times New Roman" w:eastAsia="Times New Roman" w:hAnsi="Times New Roman" w:cs="Times New Roman"/>
-          <w:sz w:val="24"/>
-          <w:szCs w:val="24"/>
-        </w:rPr>
-        <w:t xml:space="preserve"> за тих, що служать і послужили у святім храмі цьому, і за отців наших духовних, і всіх у Христі братів і сестер наших.</w:t>
-      </w:r>
-    </w:p>
-    <w:p>
-      <w:pPr>
-        <w:spacing w:after="120" w:line="240" w:lineRule="auto"/>
-        <w:rPr>
-          <w:rFonts w:ascii="Times New Roman" w:eastAsia="Times New Roman" w:hAnsi="Times New Roman" w:cs="Times New Roman"/>
-          <w:sz w:val="24"/>
-          <w:szCs w:val="24"/>
-        </w:rPr>
-      </w:pPr>
-      <w:r>
-        <w:rPr>
-          <w:rFonts w:ascii="Times New Roman" w:eastAsia="Times New Roman" w:hAnsi="Times New Roman" w:cs="Times New Roman"/>
-          <w:i/>
-          <w:color w:val="FF4400"/>
-          <w:sz w:val="24"/>
-          <w:szCs w:val="24"/>
-        </w:rPr>
-        <w:t>Вірні:</w:t>
-      </w:r>
-      <w:r>
-        <w:rPr>
-          <w:rFonts w:ascii="Times New Roman" w:eastAsia="Times New Roman" w:hAnsi="Times New Roman" w:cs="Times New Roman"/>
-          <w:sz w:val="24"/>
-          <w:szCs w:val="24"/>
-        </w:rPr>
-        <w:t xml:space="preserve"> Го́споди, поми́луй. </w:t>
-      </w:r>
-      <w:r>
-        <w:rPr>
-          <w:rFonts w:ascii="Times New Roman" w:eastAsia="Times New Roman" w:hAnsi="Times New Roman" w:cs="Times New Roman"/>
-          <w:i/>
-          <w:color w:val="FF4400"/>
-          <w:sz w:val="24"/>
-          <w:szCs w:val="24"/>
-        </w:rPr>
-        <w:t>(3 р.)</w:t>
-      </w:r>
-    </w:p>
-    <w:p>
-      <w:pPr>
-        <w:spacing w:after="120" w:line="240" w:lineRule="auto"/>
-        <w:rPr>
-          <w:rFonts w:ascii="Times New Roman" w:eastAsia="Times New Roman" w:hAnsi="Times New Roman" w:cs="Times New Roman"/>
-          <w:sz w:val="24"/>
-          <w:szCs w:val="24"/>
-        </w:rPr>
-      </w:pPr>
-      <w:r>
-        <w:rPr>
-          <w:rFonts w:ascii="Times New Roman" w:eastAsia="Times New Roman" w:hAnsi="Times New Roman" w:cs="Times New Roman"/>
-          <w:sz w:val="24"/>
-          <w:szCs w:val="24"/>
-        </w:rPr>
-        <w:t>Ще молимось за Богом бережений народ наш, за правління і за все військо.</w:t>
-      </w:r>
-    </w:p>
-    <w:p>
-      <w:pPr>
-        <w:spacing w:after="120" w:line="240" w:lineRule="auto"/>
-        <w:rPr>
-          <w:rFonts w:ascii="Times New Roman" w:eastAsia="Times New Roman" w:hAnsi="Times New Roman" w:cs="Times New Roman"/>
-          <w:sz w:val="24"/>
-          <w:szCs w:val="24"/>
-        </w:rPr>
-      </w:pPr>
-      <w:r>
-        <w:rPr>
-          <w:rFonts w:ascii="Times New Roman" w:eastAsia="Times New Roman" w:hAnsi="Times New Roman" w:cs="Times New Roman"/>
-          <w:i/>
-          <w:color w:val="FF4400"/>
-          <w:sz w:val="24"/>
-          <w:szCs w:val="24"/>
-        </w:rPr>
-        <w:t>Вірні:</w:t>
-      </w:r>
-      <w:r>
-        <w:rPr>
-          <w:rFonts w:ascii="Times New Roman" w:eastAsia="Times New Roman" w:hAnsi="Times New Roman" w:cs="Times New Roman"/>
-          <w:sz w:val="24"/>
-          <w:szCs w:val="24"/>
-        </w:rPr>
-        <w:t xml:space="preserve"> Го́споди, поми́луй. </w:t>
-      </w:r>
-      <w:r>
-        <w:rPr>
-          <w:rFonts w:ascii="Times New Roman" w:eastAsia="Times New Roman" w:hAnsi="Times New Roman" w:cs="Times New Roman"/>
-          <w:i/>
-          <w:color w:val="FF4400"/>
-          <w:sz w:val="24"/>
-          <w:szCs w:val="24"/>
-        </w:rPr>
-        <w:t>(3 р.)</w:t>
-      </w:r>
-    </w:p>
-    <w:p>
-      <w:pPr>
-        <w:spacing w:after="120" w:line="240" w:lineRule="auto"/>
-        <w:rPr>
-          <w:rFonts w:ascii="Times New Roman" w:eastAsia="Times New Roman" w:hAnsi="Times New Roman" w:cs="Times New Roman"/>
-          <w:sz w:val="24"/>
-          <w:szCs w:val="24"/>
-        </w:rPr>
-      </w:pPr>
-      <w:r>
-        <w:rPr>
-          <w:rFonts w:ascii="Times New Roman" w:eastAsia="Times New Roman" w:hAnsi="Times New Roman" w:cs="Times New Roman"/>
-          <w:sz w:val="24"/>
-          <w:szCs w:val="24"/>
-        </w:rPr>
-        <w:t>Ще молимось за тут присутніх людей, що очікують від Тебе великої і багатої милости, за тих, що творять нам милостиню, і за всіх православних християн.</w:t>
-      </w:r>
-    </w:p>
-    <w:p>
-      <w:pPr>
-        <w:spacing w:after="120" w:line="240" w:lineRule="auto"/>
-        <w:rPr>
-          <w:rFonts w:ascii="Times New Roman" w:eastAsia="Times New Roman" w:hAnsi="Times New Roman" w:cs="Times New Roman"/>
-          <w:sz w:val="24"/>
-          <w:szCs w:val="24"/>
-        </w:rPr>
-      </w:pPr>
-      <w:r>
-        <w:rPr>
-          <w:rFonts w:ascii="Times New Roman" w:eastAsia="Times New Roman" w:hAnsi="Times New Roman" w:cs="Times New Roman"/>
-          <w:i/>
-          <w:color w:val="FF4400"/>
-          <w:sz w:val="24"/>
-          <w:szCs w:val="24"/>
         </w:rPr>
         <w:lastRenderedPageBreak/>
-        <w:t>Вірні:</w:t>
-      </w:r>
-      <w:r>
-        <w:rPr>
-          <w:rFonts w:ascii="Times New Roman" w:eastAsia="Times New Roman" w:hAnsi="Times New Roman" w:cs="Times New Roman"/>
-          <w:sz w:val="24"/>
-          <w:szCs w:val="24"/>
-        </w:rPr>
-        <w:t xml:space="preserve"> Го́споди, поми́луй. </w:t>
-      </w:r>
-      <w:r>
-        <w:rPr>
-          <w:rFonts w:ascii="Times New Roman" w:eastAsia="Times New Roman" w:hAnsi="Times New Roman" w:cs="Times New Roman"/>
-          <w:i/>
-          <w:color w:val="FF4400"/>
-          <w:sz w:val="24"/>
-          <w:szCs w:val="24"/>
-        </w:rPr>
-        <w:t>(3 р.)</w:t>
-      </w:r>
-    </w:p>
-    <w:p>
-      <w:pPr>
-        <w:spacing w:after="120" w:line="240" w:lineRule="auto"/>
-        <w:jc w:val="both"/>
-        <w:rPr>
-          <w:rFonts w:ascii="Times New Roman" w:eastAsia="Times New Roman" w:hAnsi="Times New Roman" w:cs="Times New Roman"/>
-          <w:sz w:val="24"/>
-          <w:szCs w:val="24"/>
-        </w:rPr>
-      </w:pPr>
-      <w:r>
-        <w:rPr>
-          <w:rFonts w:ascii="Times New Roman" w:eastAsia="Times New Roman" w:hAnsi="Times New Roman" w:cs="Times New Roman"/>
-          <w:sz w:val="24"/>
-          <w:szCs w:val="24"/>
-          <w:u w:val="single"/>
-        </w:rPr>
-        <w:t>[Господи, Боже наш! Згадай нас грішних і недостойних слуг твоїх, коли призиваємо святе ім'я твоє, і не осороми нас, коли очікуємо милости твоєї, але вислухай, Господи, усі наші спасенні прохання, і вчини нас достойними любити і боятися тебе від усього серця нашого і творити в усьому волю твою.]</w:t>
-      </w:r>
-    </w:p>
-    <w:p>
-      <w:pPr>
-        <w:spacing w:after="120" w:line="240" w:lineRule="auto"/>
-        <w:rPr>
-          <w:rFonts w:ascii="Times New Roman" w:eastAsia="Times New Roman" w:hAnsi="Times New Roman" w:cs="Times New Roman"/>
-          <w:sz w:val="24"/>
-          <w:szCs w:val="24"/>
-        </w:rPr>
-      </w:pPr>
-      <w:r>
-        <w:rPr>
-          <w:rFonts w:ascii="Times New Roman" w:hAnsi="Times New Roman"/>
-          <w:i/>
-          <w:color w:val="FF0000"/>
-          <w:sz w:val="24"/>
-        </w:rPr>
         <w:t>Священник:</w:t>
       </w:r>
       <w:r>
@@ -6559,7 +6449,21 @@
           <w:rFonts w:ascii="Times New Roman" w:hAnsi="Times New Roman"/>
           <w:sz w:val="24"/>
         </w:rPr>
-        <w:t xml:space="preserve"> Христос, істинний Бог наш - молитвами пречистої Своєї Матері, силою чесного і животворчого Хреста, заступництвом чесних небесних сил безтілесних, чесного і славного пророка, предтечі і хрестителя Йоана, святих славних і всехвальних апостолів, святого отця нашого Миколая, архиєпископа Мир Ликійських, чудотворця, святих славних і переможних мучеників, преподобних і богоносних отців наших, святих і праведних богоотців Йоакима й Анни, і святого, </w:t>
+        <w:t xml:space="preserve"> Христос, істинний Бог наш - молитвами пречистої Своєї Матері, силою чесного і животворчого Хреста, заступництвом</w:t>
+      </w:r>
+      <w:r>
+        <w:rPr>
+          <w:rFonts w:ascii="Times New Roman" w:hAnsi="Times New Roman"/>
+          <w:sz w:val="24"/>
+        </w:rPr>
+        <w:t xml:space="preserve"> чесних небесних сил безтілесних, чесного і славного пророка, предтечі і хрестителя Йоана, святих славних і всехвальних апостолів, святого отця нашого Миколая, архиєпископа Мир Ликійських, чудотворця, святих славних і переможних мучеників, преподобних і бо</w:t>
+      </w:r>
+      <w:r>
+        <w:rPr>
+          <w:rFonts w:ascii="Times New Roman" w:hAnsi="Times New Roman"/>
+          <w:sz w:val="24"/>
+        </w:rPr>
+        <w:t xml:space="preserve">гоносних отців наших, святих і праведних богоотців Йоакима й Анни, і святого, </w:t>
       </w:r>
       <w:r>
         <w:rPr>
@@ -18792,7 +18696,21 @@
           <w:rFonts w:ascii="Times New Roman" w:hAnsi="Times New Roman"/>
           <w:sz w:val="24"/>
         </w:rPr>
-        <w:t xml:space="preserve"> Христос, істинний Бог наш - молитвами пречистої Своєї Матері, силою чесного і животворчого Хреста, заступництвом чесних небесних сил безтілесних, чесного і славного пророка, предтечі і хрестителя Йоана, святих славних і всехвальних апостолів, святого отця нашого Миколая, архиєпископа Мир Ликійських, чудотворця, святих славних і переможних мучеників, преподобних і богоносних отців наших, святих і праведних богоотців Йоакима й Анни, і святого, </w:t>
+        <w:t xml:space="preserve"> Христос, істинний Бог наш - молитвами пречистої Своєї Матері, силою чесного і животворчого Хреста, заступництвом чесних небесних сил безтілесних, чесного і славного пророка, предтечі і хре</w:t>
+      </w:r>
+      <w:r>
+        <w:rPr>
+          <w:rFonts w:ascii="Times New Roman" w:hAnsi="Times New Roman"/>
+          <w:sz w:val="24"/>
+        </w:rPr>
+        <w:t>стителя Йоана, святих славних і всехвальних апостолів, святого отця нашого Миколая, архиєпископа Мир Ликійських, чудотворця, святих славних і переможних мучеників, преподобних і богоносних отців наших, святих і праведних богоотців Йоакима й Анни, і святого</w:t>
+      </w:r>
+      <w:r>
+        <w:rPr>
+          <w:rFonts w:ascii="Times New Roman" w:hAnsi="Times New Roman"/>
+          <w:sz w:val="24"/>
+        </w:rPr>
+        <w:t xml:space="preserve">, </w:t>
       </w:r>
       <w:r>
         <w:rPr>

--- a/flow/20230914_vu_template/drafts/2024-12-u/14-СБ-Тирса_Левкія.docx
+++ b/flow/20230914_vu_template/drafts/2024-12-u/14-СБ-Тирса_Левкія.docx
@@ -40,7 +40,7 @@
           <w:sz w:val="24"/>
           <w:szCs w:val="24"/>
         </w:rPr>
-        <w:t> </w:t>
+        <w:t xml:space="preserve"> </w:t>
       </w:r>
       <w:r>
         <w:rPr>
@@ -12580,146 +12580,786 @@
     </w:p>
     <w:p>
       <w:pPr>
-        <w:spacing w:after="120" w:line="240" w:lineRule="auto"/>
-        <w:rPr>
-          <w:rFonts w:ascii="Times New Roman" w:eastAsia="Times New Roman" w:hAnsi="Times New Roman" w:cs="Times New Roman"/>
-          <w:sz w:val="24"/>
-          <w:szCs w:val="24"/>
-        </w:rPr>
-      </w:pPr>
-      <w:r>
-        <w:rPr>
-          <w:rFonts w:ascii="Times New Roman" w:eastAsia="Times New Roman" w:hAnsi="Times New Roman" w:cs="Times New Roman"/>
-          <w:color w:val="000000"/>
-          <w:sz w:val="24"/>
-          <w:szCs w:val="24"/>
-        </w:rPr>
-        <w:t>Ще і ще в мирі Господеві помолімся.</w:t>
-      </w:r>
-    </w:p>
-    <w:p>
-      <w:pPr>
-        <w:spacing w:after="120" w:line="240" w:lineRule="auto"/>
-        <w:rPr>
-          <w:rFonts w:ascii="Times New Roman" w:eastAsia="Times New Roman" w:hAnsi="Times New Roman" w:cs="Times New Roman"/>
-          <w:sz w:val="24"/>
-          <w:szCs w:val="24"/>
-        </w:rPr>
-      </w:pPr>
-      <w:r>
-        <w:rPr>
-          <w:rFonts w:ascii="Times New Roman" w:eastAsia="Times New Roman" w:hAnsi="Times New Roman" w:cs="Times New Roman"/>
-          <w:i/>
-          <w:color w:val="FF0000"/>
-          <w:sz w:val="24"/>
-          <w:szCs w:val="24"/>
+        <w:spacing w:after="120"/>
+      </w:pPr>
+      <w:r>
+        <w:rPr>
+          <w:rFonts w:ascii="Times New Roman" w:hAnsi="Times New Roman"/>
+          <w:color w:val="000000"/>
+          <w:sz w:val="24"/>
+        </w:rPr>
+        <w:t>Ще</w:t>
+      </w:r>
+      <w:r>
+        <w:rPr>
+          <w:rFonts w:ascii="Times New Roman" w:hAnsi="Times New Roman"/>
+          <w:color w:val="000000"/>
+          <w:sz w:val="24"/>
+        </w:rPr>
+        <w:t xml:space="preserve"> </w:t>
+      </w:r>
+      <w:r>
+        <w:rPr>
+          <w:rFonts w:ascii="Times New Roman" w:hAnsi="Times New Roman"/>
+          <w:color w:val="000000"/>
+          <w:sz w:val="24"/>
+        </w:rPr>
+        <w:t>і</w:t>
+      </w:r>
+      <w:r>
+        <w:rPr>
+          <w:rFonts w:ascii="Times New Roman" w:hAnsi="Times New Roman"/>
+          <w:color w:val="000000"/>
+          <w:sz w:val="24"/>
+        </w:rPr>
+        <w:t xml:space="preserve"> </w:t>
+      </w:r>
+      <w:r>
+        <w:rPr>
+          <w:rFonts w:ascii="Times New Roman" w:hAnsi="Times New Roman"/>
+          <w:color w:val="000000"/>
+          <w:sz w:val="24"/>
+        </w:rPr>
+        <w:t>ще</w:t>
+      </w:r>
+      <w:r>
+        <w:rPr>
+          <w:rFonts w:ascii="Times New Roman" w:hAnsi="Times New Roman"/>
+          <w:color w:val="000000"/>
+          <w:sz w:val="24"/>
+        </w:rPr>
+        <w:t xml:space="preserve"> </w:t>
+      </w:r>
+      <w:r>
+        <w:rPr>
+          <w:rFonts w:ascii="Times New Roman" w:hAnsi="Times New Roman"/>
+          <w:color w:val="000000"/>
+          <w:sz w:val="24"/>
+        </w:rPr>
+        <w:t>в</w:t>
+      </w:r>
+      <w:r>
+        <w:rPr>
+          <w:rFonts w:ascii="Times New Roman" w:hAnsi="Times New Roman"/>
+          <w:color w:val="000000"/>
+          <w:sz w:val="24"/>
+        </w:rPr>
+        <w:t xml:space="preserve"> </w:t>
+      </w:r>
+      <w:r>
+        <w:rPr>
+          <w:rFonts w:ascii="Times New Roman" w:hAnsi="Times New Roman"/>
+          <w:color w:val="000000"/>
+          <w:sz w:val="24"/>
+        </w:rPr>
+        <w:t>мирі</w:t>
+      </w:r>
+      <w:r>
+        <w:rPr>
+          <w:rFonts w:ascii="Times New Roman" w:hAnsi="Times New Roman"/>
+          <w:color w:val="000000"/>
+          <w:sz w:val="24"/>
+        </w:rPr>
+        <w:t xml:space="preserve"> </w:t>
+      </w:r>
+      <w:r>
+        <w:rPr>
+          <w:rFonts w:ascii="Times New Roman" w:hAnsi="Times New Roman"/>
+          <w:color w:val="000000"/>
+          <w:sz w:val="24"/>
+        </w:rPr>
+        <w:t>Господеві</w:t>
+      </w:r>
+      <w:r>
+        <w:rPr>
+          <w:rFonts w:ascii="Times New Roman" w:hAnsi="Times New Roman"/>
+          <w:color w:val="000000"/>
+          <w:sz w:val="24"/>
+        </w:rPr>
+        <w:t xml:space="preserve"> </w:t>
+      </w:r>
+      <w:r>
+        <w:rPr>
+          <w:rFonts w:ascii="Times New Roman" w:hAnsi="Times New Roman"/>
+          <w:color w:val="000000"/>
+          <w:sz w:val="24"/>
+        </w:rPr>
+        <w:t>помолімся.</w:t>
+      </w:r>
+    </w:p>
+    <w:p>
+      <w:pPr>
+        <w:spacing w:after="120"/>
+      </w:pPr>
+      <w:r>
+        <w:rPr>
+          <w:rFonts w:ascii="Times New Roman" w:hAnsi="Times New Roman"/>
+          <w:i/>
+          <w:color w:val="FF4400"/>
+          <w:sz w:val="24"/>
         </w:rPr>
         <w:t>Вірні:</w:t>
       </w:r>
       <w:r>
         <w:rPr>
-          <w:rFonts w:ascii="Times New Roman" w:eastAsia="Times New Roman" w:hAnsi="Times New Roman" w:cs="Times New Roman"/>
-          <w:color w:val="000000"/>
-          <w:sz w:val="24"/>
-          <w:szCs w:val="24"/>
-        </w:rPr>
-        <w:t xml:space="preserve"> Господи, помилуй.</w:t>
-      </w:r>
-    </w:p>
-    <w:p>
-      <w:pPr>
-        <w:spacing w:after="120" w:line="240" w:lineRule="auto"/>
-        <w:rPr>
-          <w:rFonts w:ascii="Times New Roman" w:eastAsia="Times New Roman" w:hAnsi="Times New Roman" w:cs="Times New Roman"/>
-          <w:sz w:val="24"/>
-          <w:szCs w:val="24"/>
-        </w:rPr>
-      </w:pPr>
-      <w:r>
-        <w:rPr>
-          <w:rFonts w:ascii="Times New Roman" w:eastAsia="Times New Roman" w:hAnsi="Times New Roman" w:cs="Times New Roman"/>
-          <w:color w:val="000000"/>
-          <w:sz w:val="24"/>
-          <w:szCs w:val="24"/>
-        </w:rPr>
-        <w:t>Заступи, спаси, помилуй і охорони нас, Боже, твоєю благодаттю.</w:t>
-      </w:r>
-    </w:p>
-    <w:p>
-      <w:pPr>
-        <w:spacing w:after="120" w:line="240" w:lineRule="auto"/>
-        <w:rPr>
-          <w:rFonts w:ascii="Times New Roman" w:eastAsia="Times New Roman" w:hAnsi="Times New Roman" w:cs="Times New Roman"/>
-          <w:sz w:val="24"/>
-          <w:szCs w:val="24"/>
-        </w:rPr>
-      </w:pPr>
-      <w:r>
-        <w:rPr>
-          <w:rFonts w:ascii="Times New Roman" w:eastAsia="Times New Roman" w:hAnsi="Times New Roman" w:cs="Times New Roman"/>
-          <w:i/>
-          <w:color w:val="FF0000"/>
-          <w:sz w:val="24"/>
-          <w:szCs w:val="24"/>
+          <w:rFonts w:ascii="Times New Roman" w:hAnsi="Times New Roman"/>
+          <w:color w:val="000000"/>
+          <w:sz w:val="24"/>
+        </w:rPr>
+        <w:t xml:space="preserve"> </w:t>
+      </w:r>
+      <w:r>
+        <w:rPr>
+          <w:rFonts w:ascii="Times New Roman" w:hAnsi="Times New Roman"/>
+          <w:color w:val="000000"/>
+          <w:sz w:val="24"/>
+        </w:rPr>
+        <w:t>Го́споди,</w:t>
+      </w:r>
+      <w:r>
+        <w:rPr>
+          <w:rFonts w:ascii="Times New Roman" w:hAnsi="Times New Roman"/>
+          <w:color w:val="000000"/>
+          <w:sz w:val="24"/>
+        </w:rPr>
+        <w:t xml:space="preserve"> </w:t>
+      </w:r>
+      <w:r>
+        <w:rPr>
+          <w:rFonts w:ascii="Times New Roman" w:hAnsi="Times New Roman"/>
+          <w:color w:val="000000"/>
+          <w:sz w:val="24"/>
+        </w:rPr>
+        <w:t>поми́луй.</w:t>
+      </w:r>
+    </w:p>
+    <w:p>
+      <w:pPr>
+        <w:spacing w:after="120"/>
+      </w:pPr>
+      <w:r>
+        <w:rPr>
+          <w:rFonts w:ascii="Times New Roman" w:hAnsi="Times New Roman"/>
+          <w:sz w:val="24"/>
+        </w:rPr>
+        <w:t>Заступи,</w:t>
+      </w:r>
+      <w:r>
+        <w:rPr>
+          <w:rFonts w:ascii="Times New Roman" w:hAnsi="Times New Roman"/>
+          <w:sz w:val="24"/>
+        </w:rPr>
+        <w:t xml:space="preserve"> </w:t>
+      </w:r>
+      <w:r>
+        <w:rPr>
+          <w:rFonts w:ascii="Times New Roman" w:hAnsi="Times New Roman"/>
+          <w:sz w:val="24"/>
+        </w:rPr>
+        <w:t>спаси,</w:t>
+      </w:r>
+      <w:r>
+        <w:rPr>
+          <w:rFonts w:ascii="Times New Roman" w:hAnsi="Times New Roman"/>
+          <w:sz w:val="24"/>
+        </w:rPr>
+        <w:t xml:space="preserve"> </w:t>
+      </w:r>
+      <w:r>
+        <w:rPr>
+          <w:rFonts w:ascii="Times New Roman" w:hAnsi="Times New Roman"/>
+          <w:sz w:val="24"/>
+        </w:rPr>
+        <w:t>помилуй</w:t>
+      </w:r>
+      <w:r>
+        <w:rPr>
+          <w:rFonts w:ascii="Times New Roman" w:hAnsi="Times New Roman"/>
+          <w:sz w:val="24"/>
+        </w:rPr>
+        <w:t xml:space="preserve"> </w:t>
+      </w:r>
+      <w:r>
+        <w:rPr>
+          <w:rFonts w:ascii="Times New Roman" w:hAnsi="Times New Roman"/>
+          <w:sz w:val="24"/>
+        </w:rPr>
+        <w:t>і</w:t>
+      </w:r>
+      <w:r>
+        <w:rPr>
+          <w:rFonts w:ascii="Times New Roman" w:hAnsi="Times New Roman"/>
+          <w:sz w:val="24"/>
+        </w:rPr>
+        <w:t xml:space="preserve"> </w:t>
+      </w:r>
+      <w:r>
+        <w:rPr>
+          <w:rFonts w:ascii="Times New Roman" w:hAnsi="Times New Roman"/>
+          <w:sz w:val="24"/>
+        </w:rPr>
+        <w:t>охорони</w:t>
+      </w:r>
+      <w:r>
+        <w:rPr>
+          <w:rFonts w:ascii="Times New Roman" w:hAnsi="Times New Roman"/>
+          <w:sz w:val="24"/>
+        </w:rPr>
+        <w:t xml:space="preserve"> </w:t>
+      </w:r>
+      <w:r>
+        <w:rPr>
+          <w:rFonts w:ascii="Times New Roman" w:hAnsi="Times New Roman"/>
+          <w:sz w:val="24"/>
+        </w:rPr>
+        <w:t>нас,</w:t>
+      </w:r>
+      <w:r>
+        <w:rPr>
+          <w:rFonts w:ascii="Times New Roman" w:hAnsi="Times New Roman"/>
+          <w:sz w:val="24"/>
+        </w:rPr>
+        <w:t xml:space="preserve"> </w:t>
+      </w:r>
+      <w:r>
+        <w:rPr>
+          <w:rFonts w:ascii="Times New Roman" w:hAnsi="Times New Roman"/>
+          <w:sz w:val="24"/>
+        </w:rPr>
+        <w:t>Боже,</w:t>
+      </w:r>
+      <w:r>
+        <w:rPr>
+          <w:rFonts w:ascii="Times New Roman" w:hAnsi="Times New Roman"/>
+          <w:sz w:val="24"/>
+        </w:rPr>
+        <w:t xml:space="preserve"> </w:t>
+      </w:r>
+      <w:r>
+        <w:rPr>
+          <w:rFonts w:ascii="Times New Roman" w:hAnsi="Times New Roman"/>
+          <w:sz w:val="24"/>
+        </w:rPr>
+        <w:t>Твоєю</w:t>
+      </w:r>
+      <w:r>
+        <w:rPr>
+          <w:rFonts w:ascii="Times New Roman" w:hAnsi="Times New Roman"/>
+          <w:sz w:val="24"/>
+        </w:rPr>
+        <w:t xml:space="preserve"> </w:t>
+      </w:r>
+      <w:r>
+        <w:rPr>
+          <w:rFonts w:ascii="Times New Roman" w:hAnsi="Times New Roman"/>
+          <w:sz w:val="24"/>
+        </w:rPr>
+        <w:t>благодаттю</w:t>
+      </w:r>
+    </w:p>
+    <w:p>
+      <w:pPr>
+        <w:spacing w:after="120"/>
+      </w:pPr>
+      <w:r>
+        <w:rPr>
+          <w:rFonts w:ascii="Times New Roman" w:hAnsi="Times New Roman"/>
+          <w:i/>
+          <w:color w:val="FF4400"/>
+          <w:sz w:val="24"/>
         </w:rPr>
         <w:t>Вірні:</w:t>
       </w:r>
       <w:r>
         <w:rPr>
-          <w:rFonts w:ascii="Times New Roman" w:eastAsia="Times New Roman" w:hAnsi="Times New Roman" w:cs="Times New Roman"/>
-          <w:color w:val="000000"/>
-          <w:sz w:val="24"/>
-          <w:szCs w:val="24"/>
-        </w:rPr>
-        <w:t xml:space="preserve"> Господи, помилуй.</w:t>
-      </w:r>
-    </w:p>
-    <w:p>
-      <w:pPr>
-        <w:spacing w:after="120" w:line="240" w:lineRule="auto"/>
-        <w:rPr>
-          <w:rFonts w:ascii="Times New Roman" w:eastAsia="Times New Roman" w:hAnsi="Times New Roman" w:cs="Times New Roman"/>
-          <w:sz w:val="24"/>
-          <w:szCs w:val="24"/>
-        </w:rPr>
-      </w:pPr>
-      <w:r>
-        <w:rPr>
-          <w:rFonts w:ascii="Times New Roman" w:eastAsia="Times New Roman" w:hAnsi="Times New Roman" w:cs="Times New Roman"/>
-          <w:color w:val="000000"/>
-          <w:sz w:val="24"/>
-          <w:szCs w:val="24"/>
-        </w:rPr>
-        <w:t>Пресвяту, пречисту, преблагословенну, славну Владичицю нашу Богородицю і приснодіву Марію, з усіма святими пом'янувши, самі себе, і один одного, і все життя наше Христу Богові віддаймо.</w:t>
-      </w:r>
-    </w:p>
-    <w:p>
-      <w:pPr>
-        <w:spacing w:after="120" w:line="240" w:lineRule="auto"/>
-        <w:rPr>
-          <w:rFonts w:ascii="Times New Roman" w:eastAsia="Times New Roman" w:hAnsi="Times New Roman" w:cs="Times New Roman"/>
-          <w:sz w:val="24"/>
-          <w:szCs w:val="24"/>
-        </w:rPr>
-      </w:pPr>
-      <w:r>
-        <w:rPr>
-          <w:rFonts w:ascii="Times New Roman" w:eastAsia="Times New Roman" w:hAnsi="Times New Roman" w:cs="Times New Roman"/>
-          <w:i/>
-          <w:color w:val="FF0000"/>
-          <w:sz w:val="24"/>
-          <w:szCs w:val="24"/>
+          <w:rFonts w:ascii="Times New Roman" w:hAnsi="Times New Roman"/>
+          <w:color w:val="000000"/>
+          <w:sz w:val="24"/>
+        </w:rPr>
+        <w:t xml:space="preserve"> </w:t>
+      </w:r>
+      <w:r>
+        <w:rPr>
+          <w:rFonts w:ascii="Times New Roman" w:hAnsi="Times New Roman"/>
+          <w:color w:val="000000"/>
+          <w:sz w:val="24"/>
+        </w:rPr>
+        <w:t>Го́споди,</w:t>
+      </w:r>
+      <w:r>
+        <w:rPr>
+          <w:rFonts w:ascii="Times New Roman" w:hAnsi="Times New Roman"/>
+          <w:color w:val="000000"/>
+          <w:sz w:val="24"/>
+        </w:rPr>
+        <w:t xml:space="preserve"> </w:t>
+      </w:r>
+      <w:r>
+        <w:rPr>
+          <w:rFonts w:ascii="Times New Roman" w:hAnsi="Times New Roman"/>
+          <w:color w:val="000000"/>
+          <w:sz w:val="24"/>
+        </w:rPr>
+        <w:t>поми́луй.</w:t>
+      </w:r>
+    </w:p>
+    <w:p>
+      <w:pPr>
+        <w:spacing w:after="120"/>
+      </w:pPr>
+      <w:r>
+        <w:rPr>
+          <w:rFonts w:ascii="Times New Roman" w:hAnsi="Times New Roman"/>
+          <w:color w:val="000000"/>
+          <w:sz w:val="24"/>
+        </w:rPr>
+        <w:t>Пресвяту,</w:t>
+      </w:r>
+      <w:r>
+        <w:rPr>
+          <w:rFonts w:ascii="Times New Roman" w:hAnsi="Times New Roman"/>
+          <w:color w:val="000000"/>
+          <w:sz w:val="24"/>
+        </w:rPr>
+        <w:t xml:space="preserve"> </w:t>
+      </w:r>
+      <w:r>
+        <w:rPr>
+          <w:rFonts w:ascii="Times New Roman" w:hAnsi="Times New Roman"/>
+          <w:color w:val="000000"/>
+          <w:sz w:val="24"/>
+        </w:rPr>
+        <w:t>пречисту,</w:t>
+      </w:r>
+      <w:r>
+        <w:rPr>
+          <w:rFonts w:ascii="Times New Roman" w:hAnsi="Times New Roman"/>
+          <w:color w:val="000000"/>
+          <w:sz w:val="24"/>
+        </w:rPr>
+        <w:t xml:space="preserve"> </w:t>
+      </w:r>
+      <w:r>
+        <w:rPr>
+          <w:rFonts w:ascii="Times New Roman" w:hAnsi="Times New Roman"/>
+          <w:color w:val="000000"/>
+          <w:sz w:val="24"/>
+        </w:rPr>
+        <w:t>преблагословенну,</w:t>
+      </w:r>
+      <w:r>
+        <w:rPr>
+          <w:rFonts w:ascii="Times New Roman" w:hAnsi="Times New Roman"/>
+          <w:color w:val="000000"/>
+          <w:sz w:val="24"/>
+        </w:rPr>
+        <w:t xml:space="preserve"> </w:t>
+      </w:r>
+      <w:r>
+        <w:rPr>
+          <w:rFonts w:ascii="Times New Roman" w:hAnsi="Times New Roman"/>
+          <w:color w:val="000000"/>
+          <w:sz w:val="24"/>
+        </w:rPr>
+        <w:t>славну</w:t>
+      </w:r>
+      <w:r>
+        <w:rPr>
+          <w:rFonts w:ascii="Times New Roman" w:hAnsi="Times New Roman"/>
+          <w:color w:val="000000"/>
+          <w:sz w:val="24"/>
+        </w:rPr>
+        <w:t xml:space="preserve"> </w:t>
+      </w:r>
+      <w:r>
+        <w:rPr>
+          <w:rFonts w:ascii="Times New Roman" w:hAnsi="Times New Roman"/>
+          <w:color w:val="000000"/>
+          <w:sz w:val="24"/>
+        </w:rPr>
+        <w:t>Владичицю</w:t>
+      </w:r>
+      <w:r>
+        <w:rPr>
+          <w:rFonts w:ascii="Times New Roman" w:hAnsi="Times New Roman"/>
+          <w:color w:val="000000"/>
+          <w:sz w:val="24"/>
+        </w:rPr>
+        <w:t xml:space="preserve"> </w:t>
+      </w:r>
+      <w:r>
+        <w:rPr>
+          <w:rFonts w:ascii="Times New Roman" w:hAnsi="Times New Roman"/>
+          <w:color w:val="000000"/>
+          <w:sz w:val="24"/>
+        </w:rPr>
+        <w:t>нашу</w:t>
+      </w:r>
+      <w:r>
+        <w:rPr>
+          <w:rFonts w:ascii="Times New Roman" w:hAnsi="Times New Roman"/>
+          <w:color w:val="000000"/>
+          <w:sz w:val="24"/>
+        </w:rPr>
+        <w:t xml:space="preserve"> </w:t>
+      </w:r>
+      <w:r>
+        <w:rPr>
+          <w:rFonts w:ascii="Times New Roman" w:hAnsi="Times New Roman"/>
+          <w:color w:val="000000"/>
+          <w:sz w:val="24"/>
+        </w:rPr>
+        <w:t>Богородицю</w:t>
+      </w:r>
+      <w:r>
+        <w:rPr>
+          <w:rFonts w:ascii="Times New Roman" w:hAnsi="Times New Roman"/>
+          <w:color w:val="000000"/>
+          <w:sz w:val="24"/>
+        </w:rPr>
+        <w:t xml:space="preserve"> </w:t>
+      </w:r>
+      <w:r>
+        <w:rPr>
+          <w:rFonts w:ascii="Times New Roman" w:hAnsi="Times New Roman"/>
+          <w:color w:val="000000"/>
+          <w:sz w:val="24"/>
+        </w:rPr>
+        <w:t>і</w:t>
+      </w:r>
+      <w:r>
+        <w:rPr>
+          <w:rFonts w:ascii="Times New Roman" w:hAnsi="Times New Roman"/>
+          <w:color w:val="000000"/>
+          <w:sz w:val="24"/>
+        </w:rPr>
+        <w:t xml:space="preserve"> </w:t>
+      </w:r>
+      <w:r>
+        <w:rPr>
+          <w:rFonts w:ascii="Times New Roman" w:hAnsi="Times New Roman"/>
+          <w:color w:val="000000"/>
+          <w:sz w:val="24"/>
+        </w:rPr>
+        <w:t>приснодіву</w:t>
+      </w:r>
+      <w:r>
+        <w:rPr>
+          <w:rFonts w:ascii="Times New Roman" w:hAnsi="Times New Roman"/>
+          <w:color w:val="000000"/>
+          <w:sz w:val="24"/>
+        </w:rPr>
+        <w:t xml:space="preserve"> </w:t>
+      </w:r>
+      <w:r>
+        <w:rPr>
+          <w:rFonts w:ascii="Times New Roman" w:hAnsi="Times New Roman"/>
+          <w:color w:val="000000"/>
+          <w:sz w:val="24"/>
+        </w:rPr>
+        <w:t>Марію,</w:t>
+      </w:r>
+      <w:r>
+        <w:rPr>
+          <w:rFonts w:ascii="Times New Roman" w:hAnsi="Times New Roman"/>
+          <w:color w:val="000000"/>
+          <w:sz w:val="24"/>
+        </w:rPr>
+        <w:t xml:space="preserve"> </w:t>
+      </w:r>
+      <w:r>
+        <w:rPr>
+          <w:rFonts w:ascii="Times New Roman" w:hAnsi="Times New Roman"/>
+          <w:color w:val="000000"/>
+          <w:sz w:val="24"/>
+        </w:rPr>
+        <w:t>з</w:t>
+      </w:r>
+      <w:r>
+        <w:rPr>
+          <w:rFonts w:ascii="Times New Roman" w:hAnsi="Times New Roman"/>
+          <w:color w:val="000000"/>
+          <w:sz w:val="24"/>
+        </w:rPr>
+        <w:t xml:space="preserve"> </w:t>
+      </w:r>
+      <w:r>
+        <w:rPr>
+          <w:rFonts w:ascii="Times New Roman" w:hAnsi="Times New Roman"/>
+          <w:color w:val="000000"/>
+          <w:sz w:val="24"/>
+        </w:rPr>
+        <w:t>усіма</w:t>
+      </w:r>
+      <w:r>
+        <w:rPr>
+          <w:rFonts w:ascii="Times New Roman" w:hAnsi="Times New Roman"/>
+          <w:color w:val="000000"/>
+          <w:sz w:val="24"/>
+        </w:rPr>
+        <w:t xml:space="preserve"> </w:t>
+      </w:r>
+      <w:r>
+        <w:rPr>
+          <w:rFonts w:ascii="Times New Roman" w:hAnsi="Times New Roman"/>
+          <w:color w:val="000000"/>
+          <w:sz w:val="24"/>
+        </w:rPr>
+        <w:t>святими</w:t>
+      </w:r>
+      <w:r>
+        <w:rPr>
+          <w:rFonts w:ascii="Times New Roman" w:hAnsi="Times New Roman"/>
+          <w:color w:val="000000"/>
+          <w:sz w:val="24"/>
+        </w:rPr>
+        <w:t xml:space="preserve"> </w:t>
+      </w:r>
+      <w:r>
+        <w:rPr>
+          <w:rFonts w:ascii="Times New Roman" w:hAnsi="Times New Roman"/>
+          <w:color w:val="000000"/>
+          <w:sz w:val="24"/>
+        </w:rPr>
+        <w:t>пом’янувши,</w:t>
+      </w:r>
+      <w:r>
+        <w:rPr>
+          <w:rFonts w:ascii="Times New Roman" w:hAnsi="Times New Roman"/>
+          <w:color w:val="000000"/>
+          <w:sz w:val="24"/>
+        </w:rPr>
+        <w:t xml:space="preserve"> </w:t>
+      </w:r>
+      <w:r>
+        <w:rPr>
+          <w:rFonts w:ascii="Times New Roman" w:hAnsi="Times New Roman"/>
+          <w:color w:val="000000"/>
+          <w:sz w:val="24"/>
+        </w:rPr>
+        <w:t>самих</w:t>
+      </w:r>
+      <w:r>
+        <w:rPr>
+          <w:rFonts w:ascii="Times New Roman" w:hAnsi="Times New Roman"/>
+          <w:color w:val="000000"/>
+          <w:sz w:val="24"/>
+        </w:rPr>
+        <w:t xml:space="preserve"> </w:t>
+      </w:r>
+      <w:r>
+        <w:rPr>
+          <w:rFonts w:ascii="Times New Roman" w:hAnsi="Times New Roman"/>
+          <w:color w:val="000000"/>
+          <w:sz w:val="24"/>
+        </w:rPr>
+        <w:t>себе,</w:t>
+      </w:r>
+      <w:r>
+        <w:rPr>
+          <w:rFonts w:ascii="Times New Roman" w:hAnsi="Times New Roman"/>
+          <w:color w:val="000000"/>
+          <w:sz w:val="24"/>
+        </w:rPr>
+        <w:t xml:space="preserve"> </w:t>
+      </w:r>
+      <w:r>
+        <w:rPr>
+          <w:rFonts w:ascii="Times New Roman" w:hAnsi="Times New Roman"/>
+          <w:color w:val="000000"/>
+          <w:sz w:val="24"/>
+        </w:rPr>
+        <w:t>і</w:t>
+      </w:r>
+      <w:r>
+        <w:rPr>
+          <w:rFonts w:ascii="Times New Roman" w:hAnsi="Times New Roman"/>
+          <w:color w:val="000000"/>
+          <w:sz w:val="24"/>
+        </w:rPr>
+        <w:t xml:space="preserve"> </w:t>
+      </w:r>
+      <w:r>
+        <w:rPr>
+          <w:rFonts w:ascii="Times New Roman" w:hAnsi="Times New Roman"/>
+          <w:color w:val="000000"/>
+          <w:sz w:val="24"/>
+        </w:rPr>
+        <w:t>один</w:t>
+      </w:r>
+      <w:r>
+        <w:rPr>
+          <w:rFonts w:ascii="Times New Roman" w:hAnsi="Times New Roman"/>
+          <w:color w:val="000000"/>
+          <w:sz w:val="24"/>
+        </w:rPr>
+        <w:t xml:space="preserve"> </w:t>
+      </w:r>
+      <w:r>
+        <w:rPr>
+          <w:rFonts w:ascii="Times New Roman" w:hAnsi="Times New Roman"/>
+          <w:color w:val="000000"/>
+          <w:sz w:val="24"/>
+        </w:rPr>
+        <w:t>одного,</w:t>
+      </w:r>
+      <w:r>
+        <w:rPr>
+          <w:rFonts w:ascii="Times New Roman" w:hAnsi="Times New Roman"/>
+          <w:color w:val="000000"/>
+          <w:sz w:val="24"/>
+        </w:rPr>
+        <w:t xml:space="preserve"> </w:t>
+      </w:r>
+      <w:r>
+        <w:rPr>
+          <w:rFonts w:ascii="Times New Roman" w:hAnsi="Times New Roman"/>
+          <w:color w:val="000000"/>
+          <w:sz w:val="24"/>
+        </w:rPr>
+        <w:t>і</w:t>
+      </w:r>
+      <w:r>
+        <w:rPr>
+          <w:rFonts w:ascii="Times New Roman" w:hAnsi="Times New Roman"/>
+          <w:color w:val="000000"/>
+          <w:sz w:val="24"/>
+        </w:rPr>
+        <w:t xml:space="preserve"> </w:t>
+      </w:r>
+      <w:r>
+        <w:rPr>
+          <w:rFonts w:ascii="Times New Roman" w:hAnsi="Times New Roman"/>
+          <w:color w:val="000000"/>
+          <w:sz w:val="24"/>
+        </w:rPr>
+        <w:t>все</w:t>
+      </w:r>
+      <w:r>
+        <w:rPr>
+          <w:rFonts w:ascii="Times New Roman" w:hAnsi="Times New Roman"/>
+          <w:color w:val="000000"/>
+          <w:sz w:val="24"/>
+        </w:rPr>
+        <w:t xml:space="preserve"> </w:t>
+      </w:r>
+      <w:r>
+        <w:rPr>
+          <w:rFonts w:ascii="Times New Roman" w:hAnsi="Times New Roman"/>
+          <w:color w:val="000000"/>
+          <w:sz w:val="24"/>
+        </w:rPr>
+        <w:t>життя</w:t>
+      </w:r>
+      <w:r>
+        <w:rPr>
+          <w:rFonts w:ascii="Times New Roman" w:hAnsi="Times New Roman"/>
+          <w:color w:val="000000"/>
+          <w:sz w:val="24"/>
+        </w:rPr>
+        <w:t xml:space="preserve"> </w:t>
+      </w:r>
+      <w:r>
+        <w:rPr>
+          <w:rFonts w:ascii="Times New Roman" w:hAnsi="Times New Roman"/>
+          <w:color w:val="000000"/>
+          <w:sz w:val="24"/>
+        </w:rPr>
+        <w:t>наше</w:t>
+      </w:r>
+      <w:r>
+        <w:rPr>
+          <w:rFonts w:ascii="Times New Roman" w:hAnsi="Times New Roman"/>
+          <w:color w:val="000000"/>
+          <w:sz w:val="24"/>
+        </w:rPr>
+        <w:t xml:space="preserve"> </w:t>
+      </w:r>
+      <w:r>
+        <w:rPr>
+          <w:rFonts w:ascii="Times New Roman" w:hAnsi="Times New Roman"/>
+          <w:color w:val="000000"/>
+          <w:sz w:val="24"/>
+        </w:rPr>
+        <w:t>Христу</w:t>
+      </w:r>
+      <w:r>
+        <w:rPr>
+          <w:rFonts w:ascii="Times New Roman" w:hAnsi="Times New Roman"/>
+          <w:color w:val="000000"/>
+          <w:sz w:val="24"/>
+        </w:rPr>
+        <w:t xml:space="preserve"> </w:t>
+      </w:r>
+      <w:r>
+        <w:rPr>
+          <w:rFonts w:ascii="Times New Roman" w:hAnsi="Times New Roman"/>
+          <w:color w:val="000000"/>
+          <w:sz w:val="24"/>
+        </w:rPr>
+        <w:t>Богові</w:t>
+      </w:r>
+      <w:r>
+        <w:rPr>
+          <w:rFonts w:ascii="Times New Roman" w:hAnsi="Times New Roman"/>
+          <w:color w:val="000000"/>
+          <w:sz w:val="24"/>
+        </w:rPr>
+        <w:t xml:space="preserve"> </w:t>
+      </w:r>
+      <w:r>
+        <w:rPr>
+          <w:rFonts w:ascii="Times New Roman" w:hAnsi="Times New Roman"/>
+          <w:color w:val="000000"/>
+          <w:sz w:val="24"/>
+        </w:rPr>
+        <w:t>віддаймо.</w:t>
+      </w:r>
+    </w:p>
+    <w:p>
+      <w:pPr>
+        <w:spacing w:after="120"/>
+      </w:pPr>
+      <w:r>
+        <w:rPr>
+          <w:rFonts w:ascii="Times New Roman" w:hAnsi="Times New Roman"/>
+          <w:i/>
+          <w:color w:val="FF4400"/>
+          <w:sz w:val="24"/>
         </w:rPr>
         <w:t>Вірні:</w:t>
       </w:r>
       <w:r>
         <w:rPr>
-          <w:rFonts w:ascii="Times New Roman" w:eastAsia="Times New Roman" w:hAnsi="Times New Roman" w:cs="Times New Roman"/>
-          <w:color w:val="000000"/>
-          <w:sz w:val="24"/>
-          <w:szCs w:val="24"/>
-        </w:rPr>
-        <w:t xml:space="preserve"> Тобі, Господи.</w:t>
+          <w:rFonts w:ascii="Times New Roman" w:hAnsi="Times New Roman"/>
+          <w:color w:val="000000"/>
+          <w:sz w:val="24"/>
+        </w:rPr>
+        <w:t xml:space="preserve"> </w:t>
+      </w:r>
+      <w:r>
+        <w:rPr>
+          <w:rFonts w:ascii="Times New Roman" w:hAnsi="Times New Roman"/>
+          <w:color w:val="000000"/>
+          <w:sz w:val="24"/>
+        </w:rPr>
+        <w:t>Тобі́,</w:t>
+      </w:r>
+      <w:r>
+        <w:rPr>
+          <w:rFonts w:ascii="Times New Roman" w:hAnsi="Times New Roman"/>
+          <w:color w:val="000000"/>
+          <w:sz w:val="24"/>
+        </w:rPr>
+        <w:t xml:space="preserve"> </w:t>
+      </w:r>
+      <w:r>
+        <w:rPr>
+          <w:rFonts w:ascii="Times New Roman" w:hAnsi="Times New Roman"/>
+          <w:color w:val="000000"/>
+          <w:sz w:val="24"/>
+        </w:rPr>
+        <w:t>Го́споди.</w:t>
       </w:r>
     </w:p>
     <w:p>
@@ -12753,39 +13393,347 @@
     </w:p>
     <w:p>
       <w:pPr>
-        <w:spacing w:after="120" w:line="240" w:lineRule="auto"/>
-        <w:rPr>
-          <w:rFonts w:ascii="Times New Roman" w:eastAsia="Times New Roman" w:hAnsi="Times New Roman" w:cs="Times New Roman"/>
-          <w:sz w:val="24"/>
-          <w:szCs w:val="24"/>
-        </w:rPr>
-      </w:pPr>
-      <w:r>
-        <w:rPr>
-          <w:rFonts w:ascii="Times New Roman" w:eastAsia="Times New Roman" w:hAnsi="Times New Roman" w:cs="Times New Roman"/>
+        <w:spacing w:after="120"/>
+        <w:jc w:val="both"/>
+      </w:pPr>
+      <w:r>
+        <w:rPr>
+          <w:rFonts w:ascii="Times New Roman" w:hAnsi="Times New Roman"/>
           <w:i/>
           <w:color w:val="FF0000"/>
           <w:sz w:val="24"/>
-          <w:szCs w:val="24"/>
-        </w:rPr>
-        <w:t>Священик: </w:t>
-      </w:r>
-      <w:r>
-        <w:rPr>
-          <w:rFonts w:ascii="Times New Roman" w:eastAsia="Times New Roman" w:hAnsi="Times New Roman" w:cs="Times New Roman"/>
-          <w:color w:val="000000"/>
-          <w:sz w:val="24"/>
-          <w:szCs w:val="24"/>
-        </w:rPr>
-        <w:t>Бо Ти Бог наш і Тобі славу возсилаємо: Отцю, і Сину, і Святому Духові</w:t>
-      </w:r>
-      <w:r>
-        <w:rPr>
-          <w:rFonts w:ascii="Times New Roman" w:eastAsia="Times New Roman" w:hAnsi="Times New Roman" w:cs="Times New Roman"/>
-          <w:sz w:val="24"/>
-          <w:szCs w:val="24"/>
-        </w:rPr>
-        <w:t>, нині і повсякчас, і на віки віків.</w:t>
+        </w:rPr>
+        <w:t>Священник:</w:t>
+      </w:r>
+      <w:r>
+        <w:rPr>
+          <w:rFonts w:ascii="Times New Roman" w:hAnsi="Times New Roman"/>
+          <w:i/>
+          <w:color w:val="FF0000"/>
+          <w:sz w:val="24"/>
+        </w:rPr>
+        <w:t xml:space="preserve"> </w:t>
+      </w:r>
+      <w:r>
+        <w:rPr>
+          <w:rFonts w:ascii="Times New Roman" w:hAnsi="Times New Roman"/>
+          <w:color w:val="000000"/>
+          <w:sz w:val="24"/>
+        </w:rPr>
+        <w:t>Бо</w:t>
+      </w:r>
+      <w:r>
+        <w:rPr>
+          <w:rFonts w:ascii="Times New Roman" w:hAnsi="Times New Roman"/>
+          <w:color w:val="000000"/>
+          <w:sz w:val="24"/>
+        </w:rPr>
+        <w:t xml:space="preserve"> </w:t>
+      </w:r>
+      <w:r>
+        <w:rPr>
+          <w:rFonts w:ascii="Times New Roman" w:hAnsi="Times New Roman"/>
+          <w:color w:val="000000"/>
+          <w:sz w:val="24"/>
+        </w:rPr>
+        <w:t>Ти</w:t>
+      </w:r>
+      <w:r>
+        <w:rPr>
+          <w:rFonts w:ascii="Times New Roman" w:hAnsi="Times New Roman"/>
+          <w:color w:val="000000"/>
+          <w:sz w:val="24"/>
+        </w:rPr>
+        <w:t xml:space="preserve"> </w:t>
+      </w:r>
+      <w:r>
+        <w:rPr>
+          <w:rFonts w:ascii="Times New Roman" w:hAnsi="Times New Roman"/>
+          <w:color w:val="000000"/>
+          <w:sz w:val="24"/>
+        </w:rPr>
+        <w:t>Бог</w:t>
+      </w:r>
+      <w:r>
+        <w:rPr>
+          <w:rFonts w:ascii="Times New Roman" w:hAnsi="Times New Roman"/>
+          <w:color w:val="000000"/>
+          <w:sz w:val="24"/>
+        </w:rPr>
+        <w:t xml:space="preserve"> </w:t>
+      </w:r>
+      <w:r>
+        <w:rPr>
+          <w:rFonts w:ascii="Times New Roman" w:hAnsi="Times New Roman"/>
+          <w:color w:val="000000"/>
+          <w:sz w:val="24"/>
+        </w:rPr>
+        <w:t>наш</w:t>
+      </w:r>
+      <w:r>
+        <w:rPr>
+          <w:rFonts w:ascii="Times New Roman" w:hAnsi="Times New Roman"/>
+          <w:color w:val="000000"/>
+          <w:sz w:val="24"/>
+        </w:rPr>
+        <w:t xml:space="preserve"> </w:t>
+      </w:r>
+      <w:r>
+        <w:rPr>
+          <w:rFonts w:ascii="Times New Roman" w:hAnsi="Times New Roman"/>
+          <w:color w:val="000000"/>
+          <w:sz w:val="24"/>
+        </w:rPr>
+        <w:t>і</w:t>
+      </w:r>
+      <w:r>
+        <w:rPr>
+          <w:rFonts w:ascii="Times New Roman" w:hAnsi="Times New Roman"/>
+          <w:color w:val="000000"/>
+          <w:sz w:val="24"/>
+        </w:rPr>
+        <w:t xml:space="preserve"> </w:t>
+      </w:r>
+      <w:r>
+        <w:rPr>
+          <w:rFonts w:ascii="Times New Roman" w:hAnsi="Times New Roman"/>
+          <w:color w:val="000000"/>
+          <w:sz w:val="24"/>
+        </w:rPr>
+        <w:t>Тобі</w:t>
+      </w:r>
+      <w:r>
+        <w:rPr>
+          <w:rFonts w:ascii="Times New Roman" w:hAnsi="Times New Roman"/>
+          <w:color w:val="000000"/>
+          <w:sz w:val="24"/>
+        </w:rPr>
+        <w:t xml:space="preserve"> </w:t>
+      </w:r>
+      <w:r>
+        <w:rPr>
+          <w:rFonts w:ascii="Times New Roman" w:hAnsi="Times New Roman"/>
+          <w:color w:val="000000"/>
+          <w:sz w:val="24"/>
+        </w:rPr>
+        <w:t>славу</w:t>
+      </w:r>
+      <w:r>
+        <w:rPr>
+          <w:rFonts w:ascii="Times New Roman" w:hAnsi="Times New Roman"/>
+          <w:color w:val="000000"/>
+          <w:sz w:val="24"/>
+        </w:rPr>
+        <w:t xml:space="preserve"> </w:t>
+      </w:r>
+      <w:r>
+        <w:rPr>
+          <w:rFonts w:ascii="Times New Roman" w:hAnsi="Times New Roman"/>
+          <w:color w:val="000000"/>
+          <w:sz w:val="24"/>
+        </w:rPr>
+        <w:t>возсилаємо:</w:t>
+      </w:r>
+      <w:r>
+        <w:rPr>
+          <w:rFonts w:ascii="Times New Roman" w:hAnsi="Times New Roman"/>
+          <w:color w:val="000000"/>
+          <w:sz w:val="24"/>
+        </w:rPr>
+        <w:t xml:space="preserve"> </w:t>
+      </w:r>
+      <w:r>
+        <w:rPr>
+          <w:rFonts w:ascii="Times New Roman" w:hAnsi="Times New Roman"/>
+          <w:color w:val="000000"/>
+          <w:sz w:val="24"/>
+        </w:rPr>
+        <w:t>Отцю,</w:t>
+      </w:r>
+      <w:r>
+        <w:rPr>
+          <w:rFonts w:ascii="Times New Roman" w:hAnsi="Times New Roman"/>
+          <w:color w:val="000000"/>
+          <w:sz w:val="24"/>
+        </w:rPr>
+        <w:t xml:space="preserve"> </w:t>
+      </w:r>
+      <w:r>
+        <w:rPr>
+          <w:rFonts w:ascii="Times New Roman" w:hAnsi="Times New Roman"/>
+          <w:color w:val="000000"/>
+          <w:sz w:val="24"/>
+        </w:rPr>
+        <w:t>і</w:t>
+      </w:r>
+      <w:r>
+        <w:rPr>
+          <w:rFonts w:ascii="Times New Roman" w:hAnsi="Times New Roman"/>
+          <w:color w:val="000000"/>
+          <w:sz w:val="24"/>
+        </w:rPr>
+        <w:t xml:space="preserve"> </w:t>
+      </w:r>
+      <w:r>
+        <w:rPr>
+          <w:rFonts w:ascii="Times New Roman" w:hAnsi="Times New Roman"/>
+          <w:color w:val="000000"/>
+          <w:sz w:val="24"/>
+        </w:rPr>
+        <w:t>Сину,</w:t>
+      </w:r>
+      <w:r>
+        <w:rPr>
+          <w:rFonts w:ascii="Times New Roman" w:hAnsi="Times New Roman"/>
+          <w:color w:val="000000"/>
+          <w:sz w:val="24"/>
+        </w:rPr>
+        <w:t xml:space="preserve"> </w:t>
+      </w:r>
+      <w:r>
+        <w:rPr>
+          <w:rFonts w:ascii="Times New Roman" w:hAnsi="Times New Roman"/>
+          <w:color w:val="000000"/>
+          <w:sz w:val="24"/>
+        </w:rPr>
+        <w:t>і</w:t>
+      </w:r>
+      <w:r>
+        <w:rPr>
+          <w:rFonts w:ascii="Times New Roman" w:hAnsi="Times New Roman"/>
+          <w:color w:val="000000"/>
+          <w:sz w:val="24"/>
+        </w:rPr>
+        <w:t xml:space="preserve"> </w:t>
+      </w:r>
+      <w:r>
+        <w:rPr>
+          <w:rFonts w:ascii="Times New Roman" w:hAnsi="Times New Roman"/>
+          <w:color w:val="000000"/>
+          <w:sz w:val="24"/>
+        </w:rPr>
+        <w:t>Святому</w:t>
+      </w:r>
+      <w:r>
+        <w:rPr>
+          <w:rFonts w:ascii="Times New Roman" w:hAnsi="Times New Roman"/>
+          <w:color w:val="000000"/>
+          <w:sz w:val="24"/>
+        </w:rPr>
+        <w:t xml:space="preserve"> </w:t>
+      </w:r>
+      <w:r>
+        <w:rPr>
+          <w:rFonts w:ascii="Times New Roman" w:hAnsi="Times New Roman"/>
+          <w:color w:val="000000"/>
+          <w:sz w:val="24"/>
+        </w:rPr>
+        <w:t>Духові</w:t>
+      </w:r>
+      <w:r>
+        <w:rPr>
+          <w:rFonts w:ascii="Times New Roman" w:hAnsi="Times New Roman"/>
+          <w:sz w:val="24"/>
+        </w:rPr>
+        <w:t>,</w:t>
+      </w:r>
+      <w:r>
+        <w:rPr>
+          <w:rFonts w:ascii="Times New Roman" w:hAnsi="Times New Roman"/>
+          <w:sz w:val="24"/>
+        </w:rPr>
+        <w:t xml:space="preserve"> </w:t>
+      </w:r>
+      <w:r>
+        <w:rPr>
+          <w:rFonts w:ascii="Times New Roman" w:hAnsi="Times New Roman"/>
+          <w:sz w:val="24"/>
+        </w:rPr>
+        <w:t>нині,</w:t>
+      </w:r>
+      <w:r>
+        <w:rPr>
+          <w:rFonts w:ascii="Times New Roman" w:hAnsi="Times New Roman"/>
+          <w:sz w:val="24"/>
+        </w:rPr>
+        <w:t xml:space="preserve"> </w:t>
+      </w:r>
+      <w:r>
+        <w:rPr>
+          <w:rFonts w:ascii="Times New Roman" w:hAnsi="Times New Roman"/>
+          <w:sz w:val="24"/>
+        </w:rPr>
+        <w:t>і</w:t>
+      </w:r>
+      <w:r>
+        <w:rPr>
+          <w:rFonts w:ascii="Times New Roman" w:hAnsi="Times New Roman"/>
+          <w:sz w:val="24"/>
+        </w:rPr>
+        <w:t xml:space="preserve"> </w:t>
+      </w:r>
+      <w:r>
+        <w:rPr>
+          <w:rFonts w:ascii="Times New Roman" w:hAnsi="Times New Roman"/>
+          <w:sz w:val="24"/>
+        </w:rPr>
+        <w:t>повсякчас,</w:t>
+      </w:r>
+      <w:r>
+        <w:rPr>
+          <w:rFonts w:ascii="Times New Roman" w:hAnsi="Times New Roman"/>
+          <w:sz w:val="24"/>
+        </w:rPr>
+        <w:t xml:space="preserve"> </w:t>
+      </w:r>
+      <w:r>
+        <w:rPr>
+          <w:rFonts w:ascii="Times New Roman" w:hAnsi="Times New Roman"/>
+          <w:sz w:val="24"/>
+        </w:rPr>
+        <w:t>і</w:t>
+      </w:r>
+      <w:r>
+        <w:rPr>
+          <w:rFonts w:ascii="Times New Roman" w:hAnsi="Times New Roman"/>
+          <w:sz w:val="24"/>
+        </w:rPr>
+        <w:t xml:space="preserve"> </w:t>
+      </w:r>
+      <w:r>
+        <w:rPr>
+          <w:rFonts w:ascii="Times New Roman" w:hAnsi="Times New Roman"/>
+          <w:sz w:val="24"/>
+        </w:rPr>
+        <w:t>на</w:t>
+      </w:r>
+      <w:r>
+        <w:rPr>
+          <w:rFonts w:ascii="Times New Roman" w:hAnsi="Times New Roman"/>
+          <w:sz w:val="24"/>
+        </w:rPr>
+        <w:t xml:space="preserve"> </w:t>
+      </w:r>
+      <w:r>
+        <w:rPr>
+          <w:rFonts w:ascii="Times New Roman" w:hAnsi="Times New Roman"/>
+          <w:sz w:val="24"/>
+        </w:rPr>
+        <w:t>віки</w:t>
+      </w:r>
+      <w:r>
+        <w:rPr>
+          <w:rFonts w:ascii="Times New Roman" w:hAnsi="Times New Roman"/>
+          <w:sz w:val="24"/>
+        </w:rPr>
+        <w:t xml:space="preserve"> </w:t>
+      </w:r>
+      <w:r>
+        <w:rPr>
+          <w:rFonts w:ascii="Times New Roman" w:hAnsi="Times New Roman"/>
+          <w:sz w:val="24"/>
+        </w:rPr>
+        <w:t>віків.</w:t>
       </w:r>
     </w:p>
     <w:p>
@@ -13803,202 +14751,1230 @@
     </w:p>
     <w:p>
       <w:pPr>
-        <w:spacing w:after="120" w:line="240" w:lineRule="auto"/>
-        <w:rPr>
-          <w:rFonts w:ascii="Times New Roman" w:eastAsia="Times New Roman" w:hAnsi="Times New Roman" w:cs="Times New Roman"/>
-          <w:sz w:val="24"/>
-          <w:szCs w:val="24"/>
-        </w:rPr>
-      </w:pPr>
-      <w:r>
-        <w:rPr>
-          <w:rFonts w:ascii="Times New Roman" w:eastAsia="Times New Roman" w:hAnsi="Times New Roman" w:cs="Times New Roman"/>
-          <w:color w:val="000000"/>
-          <w:sz w:val="24"/>
-          <w:szCs w:val="24"/>
-        </w:rPr>
-        <w:t>Ще і ще в мирі Господеві помолімся.</w:t>
-      </w:r>
-    </w:p>
-    <w:p>
-      <w:pPr>
-        <w:spacing w:after="120" w:line="240" w:lineRule="auto"/>
-        <w:rPr>
-          <w:rFonts w:ascii="Times New Roman" w:eastAsia="Times New Roman" w:hAnsi="Times New Roman" w:cs="Times New Roman"/>
-          <w:sz w:val="24"/>
-          <w:szCs w:val="24"/>
-        </w:rPr>
-      </w:pPr>
-      <w:r>
-        <w:rPr>
-          <w:rFonts w:ascii="Times New Roman" w:eastAsia="Times New Roman" w:hAnsi="Times New Roman" w:cs="Times New Roman"/>
+        <w:spacing w:after="120"/>
+      </w:pPr>
+      <w:r>
+        <w:rPr>
+          <w:rFonts w:ascii="Times New Roman" w:hAnsi="Times New Roman"/>
+          <w:color w:val="000000"/>
+          <w:sz w:val="24"/>
+        </w:rPr>
+        <w:t>Ще</w:t>
+      </w:r>
+      <w:r>
+        <w:rPr>
+          <w:rFonts w:ascii="Times New Roman" w:hAnsi="Times New Roman"/>
+          <w:color w:val="000000"/>
+          <w:sz w:val="24"/>
+        </w:rPr>
+        <w:t xml:space="preserve"> </w:t>
+      </w:r>
+      <w:r>
+        <w:rPr>
+          <w:rFonts w:ascii="Times New Roman" w:hAnsi="Times New Roman"/>
+          <w:color w:val="000000"/>
+          <w:sz w:val="24"/>
+        </w:rPr>
+        <w:t>і</w:t>
+      </w:r>
+      <w:r>
+        <w:rPr>
+          <w:rFonts w:ascii="Times New Roman" w:hAnsi="Times New Roman"/>
+          <w:color w:val="000000"/>
+          <w:sz w:val="24"/>
+        </w:rPr>
+        <w:t xml:space="preserve"> </w:t>
+      </w:r>
+      <w:r>
+        <w:rPr>
+          <w:rFonts w:ascii="Times New Roman" w:hAnsi="Times New Roman"/>
+          <w:color w:val="000000"/>
+          <w:sz w:val="24"/>
+        </w:rPr>
+        <w:t>ще</w:t>
+      </w:r>
+      <w:r>
+        <w:rPr>
+          <w:rFonts w:ascii="Times New Roman" w:hAnsi="Times New Roman"/>
+          <w:color w:val="000000"/>
+          <w:sz w:val="24"/>
+        </w:rPr>
+        <w:t xml:space="preserve"> </w:t>
+      </w:r>
+      <w:r>
+        <w:rPr>
+          <w:rFonts w:ascii="Times New Roman" w:hAnsi="Times New Roman"/>
+          <w:color w:val="000000"/>
+          <w:sz w:val="24"/>
+        </w:rPr>
+        <w:t>в</w:t>
+      </w:r>
+      <w:r>
+        <w:rPr>
+          <w:rFonts w:ascii="Times New Roman" w:hAnsi="Times New Roman"/>
+          <w:color w:val="000000"/>
+          <w:sz w:val="24"/>
+        </w:rPr>
+        <w:t xml:space="preserve"> </w:t>
+      </w:r>
+      <w:r>
+        <w:rPr>
+          <w:rFonts w:ascii="Times New Roman" w:hAnsi="Times New Roman"/>
+          <w:color w:val="000000"/>
+          <w:sz w:val="24"/>
+        </w:rPr>
+        <w:t>мирі</w:t>
+      </w:r>
+      <w:r>
+        <w:rPr>
+          <w:rFonts w:ascii="Times New Roman" w:hAnsi="Times New Roman"/>
+          <w:color w:val="000000"/>
+          <w:sz w:val="24"/>
+        </w:rPr>
+        <w:t xml:space="preserve"> </w:t>
+      </w:r>
+      <w:r>
+        <w:rPr>
+          <w:rFonts w:ascii="Times New Roman" w:hAnsi="Times New Roman"/>
+          <w:color w:val="000000"/>
+          <w:sz w:val="24"/>
+        </w:rPr>
+        <w:t>Господеві</w:t>
+      </w:r>
+      <w:r>
+        <w:rPr>
+          <w:rFonts w:ascii="Times New Roman" w:hAnsi="Times New Roman"/>
+          <w:color w:val="000000"/>
+          <w:sz w:val="24"/>
+        </w:rPr>
+        <w:t xml:space="preserve"> </w:t>
+      </w:r>
+      <w:r>
+        <w:rPr>
+          <w:rFonts w:ascii="Times New Roman" w:hAnsi="Times New Roman"/>
+          <w:color w:val="000000"/>
+          <w:sz w:val="24"/>
+        </w:rPr>
+        <w:t>помолімся.</w:t>
+      </w:r>
+    </w:p>
+    <w:p>
+      <w:pPr>
+        <w:spacing w:after="120"/>
+      </w:pPr>
+      <w:r>
+        <w:rPr>
+          <w:rFonts w:ascii="Times New Roman" w:hAnsi="Times New Roman"/>
+          <w:i/>
+          <w:color w:val="FF4400"/>
+          <w:sz w:val="24"/>
+        </w:rPr>
+        <w:t>Вірні:</w:t>
+      </w:r>
+      <w:r>
+        <w:rPr>
+          <w:rFonts w:ascii="Times New Roman" w:hAnsi="Times New Roman"/>
+          <w:color w:val="000000"/>
+          <w:sz w:val="24"/>
+        </w:rPr>
+        <w:t xml:space="preserve"> </w:t>
+      </w:r>
+      <w:r>
+        <w:rPr>
+          <w:rFonts w:ascii="Times New Roman" w:hAnsi="Times New Roman"/>
+          <w:color w:val="000000"/>
+          <w:sz w:val="24"/>
+        </w:rPr>
+        <w:t>Го́споди,</w:t>
+      </w:r>
+      <w:r>
+        <w:rPr>
+          <w:rFonts w:ascii="Times New Roman" w:hAnsi="Times New Roman"/>
+          <w:color w:val="000000"/>
+          <w:sz w:val="24"/>
+        </w:rPr>
+        <w:t xml:space="preserve"> </w:t>
+      </w:r>
+      <w:r>
+        <w:rPr>
+          <w:rFonts w:ascii="Times New Roman" w:hAnsi="Times New Roman"/>
+          <w:color w:val="000000"/>
+          <w:sz w:val="24"/>
+        </w:rPr>
+        <w:t>поми́луй.</w:t>
+      </w:r>
+    </w:p>
+    <w:p>
+      <w:pPr>
+        <w:spacing w:after="120"/>
+      </w:pPr>
+      <w:r>
+        <w:rPr>
+          <w:rFonts w:ascii="Times New Roman" w:hAnsi="Times New Roman"/>
+          <w:sz w:val="24"/>
+        </w:rPr>
+        <w:t>Заступи,</w:t>
+      </w:r>
+      <w:r>
+        <w:rPr>
+          <w:rFonts w:ascii="Times New Roman" w:hAnsi="Times New Roman"/>
+          <w:sz w:val="24"/>
+        </w:rPr>
+        <w:t xml:space="preserve"> </w:t>
+      </w:r>
+      <w:r>
+        <w:rPr>
+          <w:rFonts w:ascii="Times New Roman" w:hAnsi="Times New Roman"/>
+          <w:sz w:val="24"/>
+        </w:rPr>
+        <w:t>спаси,</w:t>
+      </w:r>
+      <w:r>
+        <w:rPr>
+          <w:rFonts w:ascii="Times New Roman" w:hAnsi="Times New Roman"/>
+          <w:sz w:val="24"/>
+        </w:rPr>
+        <w:t xml:space="preserve"> </w:t>
+      </w:r>
+      <w:r>
+        <w:rPr>
+          <w:rFonts w:ascii="Times New Roman" w:hAnsi="Times New Roman"/>
+          <w:sz w:val="24"/>
+        </w:rPr>
+        <w:t>помилуй</w:t>
+      </w:r>
+      <w:r>
+        <w:rPr>
+          <w:rFonts w:ascii="Times New Roman" w:hAnsi="Times New Roman"/>
+          <w:sz w:val="24"/>
+        </w:rPr>
+        <w:t xml:space="preserve"> </w:t>
+      </w:r>
+      <w:r>
+        <w:rPr>
+          <w:rFonts w:ascii="Times New Roman" w:hAnsi="Times New Roman"/>
+          <w:sz w:val="24"/>
+        </w:rPr>
+        <w:t>і</w:t>
+      </w:r>
+      <w:r>
+        <w:rPr>
+          <w:rFonts w:ascii="Times New Roman" w:hAnsi="Times New Roman"/>
+          <w:sz w:val="24"/>
+        </w:rPr>
+        <w:t xml:space="preserve"> </w:t>
+      </w:r>
+      <w:r>
+        <w:rPr>
+          <w:rFonts w:ascii="Times New Roman" w:hAnsi="Times New Roman"/>
+          <w:sz w:val="24"/>
+        </w:rPr>
+        <w:t>охорони</w:t>
+      </w:r>
+      <w:r>
+        <w:rPr>
+          <w:rFonts w:ascii="Times New Roman" w:hAnsi="Times New Roman"/>
+          <w:sz w:val="24"/>
+        </w:rPr>
+        <w:t xml:space="preserve"> </w:t>
+      </w:r>
+      <w:r>
+        <w:rPr>
+          <w:rFonts w:ascii="Times New Roman" w:hAnsi="Times New Roman"/>
+          <w:sz w:val="24"/>
+        </w:rPr>
+        <w:t>нас,</w:t>
+      </w:r>
+      <w:r>
+        <w:rPr>
+          <w:rFonts w:ascii="Times New Roman" w:hAnsi="Times New Roman"/>
+          <w:sz w:val="24"/>
+        </w:rPr>
+        <w:t xml:space="preserve"> </w:t>
+      </w:r>
+      <w:r>
+        <w:rPr>
+          <w:rFonts w:ascii="Times New Roman" w:hAnsi="Times New Roman"/>
+          <w:sz w:val="24"/>
+        </w:rPr>
+        <w:t>Боже,</w:t>
+      </w:r>
+      <w:r>
+        <w:rPr>
+          <w:rFonts w:ascii="Times New Roman" w:hAnsi="Times New Roman"/>
+          <w:sz w:val="24"/>
+        </w:rPr>
+        <w:t xml:space="preserve"> </w:t>
+      </w:r>
+      <w:r>
+        <w:rPr>
+          <w:rFonts w:ascii="Times New Roman" w:hAnsi="Times New Roman"/>
+          <w:sz w:val="24"/>
+        </w:rPr>
+        <w:t>Твоєю</w:t>
+      </w:r>
+      <w:r>
+        <w:rPr>
+          <w:rFonts w:ascii="Times New Roman" w:hAnsi="Times New Roman"/>
+          <w:sz w:val="24"/>
+        </w:rPr>
+        <w:t xml:space="preserve"> </w:t>
+      </w:r>
+      <w:r>
+        <w:rPr>
+          <w:rFonts w:ascii="Times New Roman" w:hAnsi="Times New Roman"/>
+          <w:sz w:val="24"/>
+        </w:rPr>
+        <w:t>благодаттю</w:t>
+      </w:r>
+    </w:p>
+    <w:p>
+      <w:pPr>
+        <w:spacing w:after="120"/>
+      </w:pPr>
+      <w:r>
+        <w:rPr>
+          <w:rFonts w:ascii="Times New Roman" w:hAnsi="Times New Roman"/>
+          <w:i/>
+          <w:color w:val="FF4400"/>
+          <w:sz w:val="24"/>
+        </w:rPr>
+        <w:t>Вірні:</w:t>
+      </w:r>
+      <w:r>
+        <w:rPr>
+          <w:rFonts w:ascii="Times New Roman" w:hAnsi="Times New Roman"/>
+          <w:color w:val="000000"/>
+          <w:sz w:val="24"/>
+        </w:rPr>
+        <w:t xml:space="preserve"> </w:t>
+      </w:r>
+      <w:r>
+        <w:rPr>
+          <w:rFonts w:ascii="Times New Roman" w:hAnsi="Times New Roman"/>
+          <w:color w:val="000000"/>
+          <w:sz w:val="24"/>
+        </w:rPr>
+        <w:t>Го́споди,</w:t>
+      </w:r>
+      <w:r>
+        <w:rPr>
+          <w:rFonts w:ascii="Times New Roman" w:hAnsi="Times New Roman"/>
+          <w:color w:val="000000"/>
+          <w:sz w:val="24"/>
+        </w:rPr>
+        <w:t xml:space="preserve"> </w:t>
+      </w:r>
+      <w:r>
+        <w:rPr>
+          <w:rFonts w:ascii="Times New Roman" w:hAnsi="Times New Roman"/>
+          <w:color w:val="000000"/>
+          <w:sz w:val="24"/>
+        </w:rPr>
+        <w:t>поми́луй.</w:t>
+      </w:r>
+    </w:p>
+    <w:p>
+      <w:pPr>
+        <w:spacing w:after="120"/>
+      </w:pPr>
+      <w:r>
+        <w:rPr>
+          <w:rFonts w:ascii="Times New Roman" w:hAnsi="Times New Roman"/>
+          <w:color w:val="000000"/>
+          <w:sz w:val="24"/>
+        </w:rPr>
+        <w:t>Пресвяту,</w:t>
+      </w:r>
+      <w:r>
+        <w:rPr>
+          <w:rFonts w:ascii="Times New Roman" w:hAnsi="Times New Roman"/>
+          <w:color w:val="000000"/>
+          <w:sz w:val="24"/>
+        </w:rPr>
+        <w:t xml:space="preserve"> </w:t>
+      </w:r>
+      <w:r>
+        <w:rPr>
+          <w:rFonts w:ascii="Times New Roman" w:hAnsi="Times New Roman"/>
+          <w:color w:val="000000"/>
+          <w:sz w:val="24"/>
+        </w:rPr>
+        <w:t>пречисту,</w:t>
+      </w:r>
+      <w:r>
+        <w:rPr>
+          <w:rFonts w:ascii="Times New Roman" w:hAnsi="Times New Roman"/>
+          <w:color w:val="000000"/>
+          <w:sz w:val="24"/>
+        </w:rPr>
+        <w:t xml:space="preserve"> </w:t>
+      </w:r>
+      <w:r>
+        <w:rPr>
+          <w:rFonts w:ascii="Times New Roman" w:hAnsi="Times New Roman"/>
+          <w:color w:val="000000"/>
+          <w:sz w:val="24"/>
+        </w:rPr>
+        <w:t>преблагословенну,</w:t>
+      </w:r>
+      <w:r>
+        <w:rPr>
+          <w:rFonts w:ascii="Times New Roman" w:hAnsi="Times New Roman"/>
+          <w:color w:val="000000"/>
+          <w:sz w:val="24"/>
+        </w:rPr>
+        <w:t xml:space="preserve"> </w:t>
+      </w:r>
+      <w:r>
+        <w:rPr>
+          <w:rFonts w:ascii="Times New Roman" w:hAnsi="Times New Roman"/>
+          <w:color w:val="000000"/>
+          <w:sz w:val="24"/>
+        </w:rPr>
+        <w:t>славну</w:t>
+      </w:r>
+      <w:r>
+        <w:rPr>
+          <w:rFonts w:ascii="Times New Roman" w:hAnsi="Times New Roman"/>
+          <w:color w:val="000000"/>
+          <w:sz w:val="24"/>
+        </w:rPr>
+        <w:t xml:space="preserve"> </w:t>
+      </w:r>
+      <w:r>
+        <w:rPr>
+          <w:rFonts w:ascii="Times New Roman" w:hAnsi="Times New Roman"/>
+          <w:color w:val="000000"/>
+          <w:sz w:val="24"/>
+        </w:rPr>
+        <w:t>Владичицю</w:t>
+      </w:r>
+      <w:r>
+        <w:rPr>
+          <w:rFonts w:ascii="Times New Roman" w:hAnsi="Times New Roman"/>
+          <w:color w:val="000000"/>
+          <w:sz w:val="24"/>
+        </w:rPr>
+        <w:t xml:space="preserve"> </w:t>
+      </w:r>
+      <w:r>
+        <w:rPr>
+          <w:rFonts w:ascii="Times New Roman" w:hAnsi="Times New Roman"/>
+          <w:color w:val="000000"/>
+          <w:sz w:val="24"/>
+        </w:rPr>
+        <w:t>нашу</w:t>
+      </w:r>
+      <w:r>
+        <w:rPr>
+          <w:rFonts w:ascii="Times New Roman" w:hAnsi="Times New Roman"/>
+          <w:color w:val="000000"/>
+          <w:sz w:val="24"/>
+        </w:rPr>
+        <w:t xml:space="preserve"> </w:t>
+      </w:r>
+      <w:r>
+        <w:rPr>
+          <w:rFonts w:ascii="Times New Roman" w:hAnsi="Times New Roman"/>
+          <w:color w:val="000000"/>
+          <w:sz w:val="24"/>
+        </w:rPr>
+        <w:t>Богородицю</w:t>
+      </w:r>
+      <w:r>
+        <w:rPr>
+          <w:rFonts w:ascii="Times New Roman" w:hAnsi="Times New Roman"/>
+          <w:color w:val="000000"/>
+          <w:sz w:val="24"/>
+        </w:rPr>
+        <w:t xml:space="preserve"> </w:t>
+      </w:r>
+      <w:r>
+        <w:rPr>
+          <w:rFonts w:ascii="Times New Roman" w:hAnsi="Times New Roman"/>
+          <w:color w:val="000000"/>
+          <w:sz w:val="24"/>
+        </w:rPr>
+        <w:t>і</w:t>
+      </w:r>
+      <w:r>
+        <w:rPr>
+          <w:rFonts w:ascii="Times New Roman" w:hAnsi="Times New Roman"/>
+          <w:color w:val="000000"/>
+          <w:sz w:val="24"/>
+        </w:rPr>
+        <w:t xml:space="preserve"> </w:t>
+      </w:r>
+      <w:r>
+        <w:rPr>
+          <w:rFonts w:ascii="Times New Roman" w:hAnsi="Times New Roman"/>
+          <w:color w:val="000000"/>
+          <w:sz w:val="24"/>
+        </w:rPr>
+        <w:t>приснодіву</w:t>
+      </w:r>
+      <w:r>
+        <w:rPr>
+          <w:rFonts w:ascii="Times New Roman" w:hAnsi="Times New Roman"/>
+          <w:color w:val="000000"/>
+          <w:sz w:val="24"/>
+        </w:rPr>
+        <w:t xml:space="preserve"> </w:t>
+      </w:r>
+      <w:r>
+        <w:rPr>
+          <w:rFonts w:ascii="Times New Roman" w:hAnsi="Times New Roman"/>
+          <w:color w:val="000000"/>
+          <w:sz w:val="24"/>
+        </w:rPr>
+        <w:t>Марію,</w:t>
+      </w:r>
+      <w:r>
+        <w:rPr>
+          <w:rFonts w:ascii="Times New Roman" w:hAnsi="Times New Roman"/>
+          <w:color w:val="000000"/>
+          <w:sz w:val="24"/>
+        </w:rPr>
+        <w:t xml:space="preserve"> </w:t>
+      </w:r>
+      <w:r>
+        <w:rPr>
+          <w:rFonts w:ascii="Times New Roman" w:hAnsi="Times New Roman"/>
+          <w:color w:val="000000"/>
+          <w:sz w:val="24"/>
+        </w:rPr>
+        <w:t>з</w:t>
+      </w:r>
+      <w:r>
+        <w:rPr>
+          <w:rFonts w:ascii="Times New Roman" w:hAnsi="Times New Roman"/>
+          <w:color w:val="000000"/>
+          <w:sz w:val="24"/>
+        </w:rPr>
+        <w:t xml:space="preserve"> </w:t>
+      </w:r>
+      <w:r>
+        <w:rPr>
+          <w:rFonts w:ascii="Times New Roman" w:hAnsi="Times New Roman"/>
+          <w:color w:val="000000"/>
+          <w:sz w:val="24"/>
+        </w:rPr>
+        <w:t>усіма</w:t>
+      </w:r>
+      <w:r>
+        <w:rPr>
+          <w:rFonts w:ascii="Times New Roman" w:hAnsi="Times New Roman"/>
+          <w:color w:val="000000"/>
+          <w:sz w:val="24"/>
+        </w:rPr>
+        <w:t xml:space="preserve"> </w:t>
+      </w:r>
+      <w:r>
+        <w:rPr>
+          <w:rFonts w:ascii="Times New Roman" w:hAnsi="Times New Roman"/>
+          <w:color w:val="000000"/>
+          <w:sz w:val="24"/>
+        </w:rPr>
+        <w:t>святими</w:t>
+      </w:r>
+      <w:r>
+        <w:rPr>
+          <w:rFonts w:ascii="Times New Roman" w:hAnsi="Times New Roman"/>
+          <w:color w:val="000000"/>
+          <w:sz w:val="24"/>
+        </w:rPr>
+        <w:t xml:space="preserve"> </w:t>
+      </w:r>
+      <w:r>
+        <w:rPr>
+          <w:rFonts w:ascii="Times New Roman" w:hAnsi="Times New Roman"/>
+          <w:color w:val="000000"/>
+          <w:sz w:val="24"/>
+        </w:rPr>
+        <w:t>пом’янувши,</w:t>
+      </w:r>
+      <w:r>
+        <w:rPr>
+          <w:rFonts w:ascii="Times New Roman" w:hAnsi="Times New Roman"/>
+          <w:color w:val="000000"/>
+          <w:sz w:val="24"/>
+        </w:rPr>
+        <w:t xml:space="preserve"> </w:t>
+      </w:r>
+      <w:r>
+        <w:rPr>
+          <w:rFonts w:ascii="Times New Roman" w:hAnsi="Times New Roman"/>
+          <w:color w:val="000000"/>
+          <w:sz w:val="24"/>
+        </w:rPr>
+        <w:t>самих</w:t>
+      </w:r>
+      <w:r>
+        <w:rPr>
+          <w:rFonts w:ascii="Times New Roman" w:hAnsi="Times New Roman"/>
+          <w:color w:val="000000"/>
+          <w:sz w:val="24"/>
+        </w:rPr>
+        <w:t xml:space="preserve"> </w:t>
+      </w:r>
+      <w:r>
+        <w:rPr>
+          <w:rFonts w:ascii="Times New Roman" w:hAnsi="Times New Roman"/>
+          <w:color w:val="000000"/>
+          <w:sz w:val="24"/>
+        </w:rPr>
+        <w:t>себе,</w:t>
+      </w:r>
+      <w:r>
+        <w:rPr>
+          <w:rFonts w:ascii="Times New Roman" w:hAnsi="Times New Roman"/>
+          <w:color w:val="000000"/>
+          <w:sz w:val="24"/>
+        </w:rPr>
+        <w:t xml:space="preserve"> </w:t>
+      </w:r>
+      <w:r>
+        <w:rPr>
+          <w:rFonts w:ascii="Times New Roman" w:hAnsi="Times New Roman"/>
+          <w:color w:val="000000"/>
+          <w:sz w:val="24"/>
+        </w:rPr>
+        <w:t>і</w:t>
+      </w:r>
+      <w:r>
+        <w:rPr>
+          <w:rFonts w:ascii="Times New Roman" w:hAnsi="Times New Roman"/>
+          <w:color w:val="000000"/>
+          <w:sz w:val="24"/>
+        </w:rPr>
+        <w:t xml:space="preserve"> </w:t>
+      </w:r>
+      <w:r>
+        <w:rPr>
+          <w:rFonts w:ascii="Times New Roman" w:hAnsi="Times New Roman"/>
+          <w:color w:val="000000"/>
+          <w:sz w:val="24"/>
+        </w:rPr>
+        <w:t>один</w:t>
+      </w:r>
+      <w:r>
+        <w:rPr>
+          <w:rFonts w:ascii="Times New Roman" w:hAnsi="Times New Roman"/>
+          <w:color w:val="000000"/>
+          <w:sz w:val="24"/>
+        </w:rPr>
+        <w:t xml:space="preserve"> </w:t>
+      </w:r>
+      <w:r>
+        <w:rPr>
+          <w:rFonts w:ascii="Times New Roman" w:hAnsi="Times New Roman"/>
+          <w:color w:val="000000"/>
+          <w:sz w:val="24"/>
+        </w:rPr>
+        <w:t>одного,</w:t>
+      </w:r>
+      <w:r>
+        <w:rPr>
+          <w:rFonts w:ascii="Times New Roman" w:hAnsi="Times New Roman"/>
+          <w:color w:val="000000"/>
+          <w:sz w:val="24"/>
+        </w:rPr>
+        <w:t xml:space="preserve"> </w:t>
+      </w:r>
+      <w:r>
+        <w:rPr>
+          <w:rFonts w:ascii="Times New Roman" w:hAnsi="Times New Roman"/>
+          <w:color w:val="000000"/>
+          <w:sz w:val="24"/>
+        </w:rPr>
+        <w:t>і</w:t>
+      </w:r>
+      <w:r>
+        <w:rPr>
+          <w:rFonts w:ascii="Times New Roman" w:hAnsi="Times New Roman"/>
+          <w:color w:val="000000"/>
+          <w:sz w:val="24"/>
+        </w:rPr>
+        <w:t xml:space="preserve"> </w:t>
+      </w:r>
+      <w:r>
+        <w:rPr>
+          <w:rFonts w:ascii="Times New Roman" w:hAnsi="Times New Roman"/>
+          <w:color w:val="000000"/>
+          <w:sz w:val="24"/>
+        </w:rPr>
+        <w:t>все</w:t>
+      </w:r>
+      <w:r>
+        <w:rPr>
+          <w:rFonts w:ascii="Times New Roman" w:hAnsi="Times New Roman"/>
+          <w:color w:val="000000"/>
+          <w:sz w:val="24"/>
+        </w:rPr>
+        <w:t xml:space="preserve"> </w:t>
+      </w:r>
+      <w:r>
+        <w:rPr>
+          <w:rFonts w:ascii="Times New Roman" w:hAnsi="Times New Roman"/>
+          <w:color w:val="000000"/>
+          <w:sz w:val="24"/>
+        </w:rPr>
+        <w:t>життя</w:t>
+      </w:r>
+      <w:r>
+        <w:rPr>
+          <w:rFonts w:ascii="Times New Roman" w:hAnsi="Times New Roman"/>
+          <w:color w:val="000000"/>
+          <w:sz w:val="24"/>
+        </w:rPr>
+        <w:t xml:space="preserve"> </w:t>
+      </w:r>
+      <w:r>
+        <w:rPr>
+          <w:rFonts w:ascii="Times New Roman" w:hAnsi="Times New Roman"/>
+          <w:color w:val="000000"/>
+          <w:sz w:val="24"/>
+        </w:rPr>
+        <w:t>наше</w:t>
+      </w:r>
+      <w:r>
+        <w:rPr>
+          <w:rFonts w:ascii="Times New Roman" w:hAnsi="Times New Roman"/>
+          <w:color w:val="000000"/>
+          <w:sz w:val="24"/>
+        </w:rPr>
+        <w:t xml:space="preserve"> </w:t>
+      </w:r>
+      <w:r>
+        <w:rPr>
+          <w:rFonts w:ascii="Times New Roman" w:hAnsi="Times New Roman"/>
+          <w:color w:val="000000"/>
+          <w:sz w:val="24"/>
+        </w:rPr>
+        <w:t>Христу</w:t>
+      </w:r>
+      <w:r>
+        <w:rPr>
+          <w:rFonts w:ascii="Times New Roman" w:hAnsi="Times New Roman"/>
+          <w:color w:val="000000"/>
+          <w:sz w:val="24"/>
+        </w:rPr>
+        <w:t xml:space="preserve"> </w:t>
+      </w:r>
+      <w:r>
+        <w:rPr>
+          <w:rFonts w:ascii="Times New Roman" w:hAnsi="Times New Roman"/>
+          <w:color w:val="000000"/>
+          <w:sz w:val="24"/>
+        </w:rPr>
+        <w:t>Богові</w:t>
+      </w:r>
+      <w:r>
+        <w:rPr>
+          <w:rFonts w:ascii="Times New Roman" w:hAnsi="Times New Roman"/>
+          <w:color w:val="000000"/>
+          <w:sz w:val="24"/>
+        </w:rPr>
+        <w:t xml:space="preserve"> </w:t>
+      </w:r>
+      <w:r>
+        <w:rPr>
+          <w:rFonts w:ascii="Times New Roman" w:hAnsi="Times New Roman"/>
+          <w:color w:val="000000"/>
+          <w:sz w:val="24"/>
+        </w:rPr>
+        <w:t>віддаймо.</w:t>
+      </w:r>
+    </w:p>
+    <w:p>
+      <w:pPr>
+        <w:spacing w:after="120"/>
+      </w:pPr>
+      <w:r>
+        <w:rPr>
+          <w:rFonts w:ascii="Times New Roman" w:hAnsi="Times New Roman"/>
+          <w:i/>
+          <w:color w:val="FF4400"/>
+          <w:sz w:val="24"/>
+        </w:rPr>
+        <w:t>Вірні:</w:t>
+      </w:r>
+      <w:r>
+        <w:rPr>
+          <w:rFonts w:ascii="Times New Roman" w:hAnsi="Times New Roman"/>
+          <w:color w:val="000000"/>
+          <w:sz w:val="24"/>
+        </w:rPr>
+        <w:t xml:space="preserve"> </w:t>
+      </w:r>
+      <w:r>
+        <w:rPr>
+          <w:rFonts w:ascii="Times New Roman" w:hAnsi="Times New Roman"/>
+          <w:color w:val="000000"/>
+          <w:sz w:val="24"/>
+        </w:rPr>
+        <w:t>Тобі́,</w:t>
+      </w:r>
+      <w:r>
+        <w:rPr>
+          <w:rFonts w:ascii="Times New Roman" w:hAnsi="Times New Roman"/>
+          <w:color w:val="000000"/>
+          <w:sz w:val="24"/>
+        </w:rPr>
+        <w:t xml:space="preserve"> </w:t>
+      </w:r>
+      <w:r>
+        <w:rPr>
+          <w:rFonts w:ascii="Times New Roman" w:hAnsi="Times New Roman"/>
+          <w:color w:val="000000"/>
+          <w:sz w:val="24"/>
+        </w:rPr>
+        <w:t>Го́споди.</w:t>
+      </w:r>
+    </w:p>
+    <w:p>
+      <w:pPr>
+        <w:spacing w:after="120" w:line="240" w:lineRule="auto"/>
+        <w:rPr>
+          <w:rFonts w:ascii="Times New Roman" w:eastAsia="Times New Roman" w:hAnsi="Times New Roman" w:cs="Times New Roman"/>
+          <w:sz w:val="24"/>
+          <w:szCs w:val="24"/>
+        </w:rPr>
+      </w:pPr>
+      <w:r>
+        <w:rPr>
+          <w:rFonts w:ascii="Times New Roman" w:eastAsia="Times New Roman" w:hAnsi="Times New Roman" w:cs="Times New Roman"/>
+          <w:sz w:val="24"/>
+          <w:szCs w:val="24"/>
+          <w:u w:val="single"/>
+        </w:rPr>
+        <w:t>[Дякуємо тобі, Господи, Боже спасіння нашого, бо ти все робиш для добра життя нашого, щоб ми завжди на тебе споглядали, Спасителю й Доброчинцю душ наших. Бо ти дав спокій нам у час минулої ночі й підвів нас, щоб ми поклонялися величному імені твоєму. Тому молимо тебе, Господи: Дай нам ласку й силу, щоб ми стали гідними співати тобі розумно й молитися безупинно та в страсі і тремтінні над нашим спасінням працювали, при заступництві Христа твого. Пом'яни, Господи, і тих, що вночі до тебе кличуть. Вислухай їх і помилуй, і круши під ноги їх невидимих і войовничих ворогів.]</w:t>
+      </w:r>
+    </w:p>
+    <w:p>
+      <w:pPr>
+        <w:spacing w:after="120"/>
+        <w:jc w:val="both"/>
+      </w:pPr>
+      <w:r>
+        <w:rPr>
+          <w:rFonts w:ascii="Times New Roman" w:hAnsi="Times New Roman"/>
           <w:i/>
           <w:color w:val="FF0000"/>
           <w:sz w:val="24"/>
-          <w:szCs w:val="24"/>
-        </w:rPr>
-        <w:t>Вірні:</w:t>
-      </w:r>
-      <w:r>
-        <w:rPr>
-          <w:rFonts w:ascii="Times New Roman" w:eastAsia="Times New Roman" w:hAnsi="Times New Roman" w:cs="Times New Roman"/>
-          <w:color w:val="000000"/>
-          <w:sz w:val="24"/>
-          <w:szCs w:val="24"/>
-        </w:rPr>
-        <w:t xml:space="preserve"> Господи, помилуй.</w:t>
-      </w:r>
-    </w:p>
-    <w:p>
-      <w:pPr>
-        <w:spacing w:after="120" w:line="240" w:lineRule="auto"/>
-        <w:rPr>
-          <w:rFonts w:ascii="Times New Roman" w:eastAsia="Times New Roman" w:hAnsi="Times New Roman" w:cs="Times New Roman"/>
-          <w:sz w:val="24"/>
-          <w:szCs w:val="24"/>
-        </w:rPr>
-      </w:pPr>
-      <w:r>
-        <w:rPr>
-          <w:rFonts w:ascii="Times New Roman" w:eastAsia="Times New Roman" w:hAnsi="Times New Roman" w:cs="Times New Roman"/>
-          <w:color w:val="000000"/>
-          <w:sz w:val="24"/>
-          <w:szCs w:val="24"/>
-        </w:rPr>
-        <w:t>Заступи, спаси, помилуй і охорони нас, Боже, твоєю благодаттю.</w:t>
-      </w:r>
-    </w:p>
-    <w:p>
-      <w:pPr>
-        <w:spacing w:after="120" w:line="240" w:lineRule="auto"/>
-        <w:rPr>
-          <w:rFonts w:ascii="Times New Roman" w:eastAsia="Times New Roman" w:hAnsi="Times New Roman" w:cs="Times New Roman"/>
-          <w:sz w:val="24"/>
-          <w:szCs w:val="24"/>
-        </w:rPr>
-      </w:pPr>
-      <w:r>
-        <w:rPr>
-          <w:rFonts w:ascii="Times New Roman" w:eastAsia="Times New Roman" w:hAnsi="Times New Roman" w:cs="Times New Roman"/>
+        </w:rPr>
+        <w:t>Священник:</w:t>
+      </w:r>
+      <w:r>
+        <w:rPr>
+          <w:rFonts w:ascii="Times New Roman" w:hAnsi="Times New Roman"/>
           <w:i/>
           <w:color w:val="FF0000"/>
           <w:sz w:val="24"/>
-          <w:szCs w:val="24"/>
-        </w:rPr>
-        <w:t>Вірні:</w:t>
-      </w:r>
-      <w:r>
-        <w:rPr>
-          <w:rFonts w:ascii="Times New Roman" w:eastAsia="Times New Roman" w:hAnsi="Times New Roman" w:cs="Times New Roman"/>
-          <w:color w:val="000000"/>
-          <w:sz w:val="24"/>
-          <w:szCs w:val="24"/>
-        </w:rPr>
-        <w:t xml:space="preserve"> Господи, помилуй.</w:t>
-      </w:r>
-    </w:p>
-    <w:p>
-      <w:pPr>
-        <w:spacing w:after="120" w:line="240" w:lineRule="auto"/>
-        <w:rPr>
-          <w:rFonts w:ascii="Times New Roman" w:eastAsia="Times New Roman" w:hAnsi="Times New Roman" w:cs="Times New Roman"/>
-          <w:sz w:val="24"/>
-          <w:szCs w:val="24"/>
-        </w:rPr>
-      </w:pPr>
-      <w:r>
-        <w:rPr>
-          <w:rFonts w:ascii="Times New Roman" w:eastAsia="Times New Roman" w:hAnsi="Times New Roman" w:cs="Times New Roman"/>
-          <w:color w:val="000000"/>
-          <w:sz w:val="24"/>
-          <w:szCs w:val="24"/>
-        </w:rPr>
-        <w:t>Пресвяту, пречисту, преблагословенну, славну Владичицю нашу Богородицю і приснодіву Марію, з усіма святими пом'янувши, самі себе, і один одного, і все життя наше Христу Богові віддаймо.</w:t>
-      </w:r>
-    </w:p>
-    <w:p>
-      <w:pPr>
-        <w:spacing w:after="120" w:line="240" w:lineRule="auto"/>
-        <w:rPr>
-          <w:rFonts w:ascii="Times New Roman" w:eastAsia="Times New Roman" w:hAnsi="Times New Roman" w:cs="Times New Roman"/>
-          <w:sz w:val="24"/>
-          <w:szCs w:val="24"/>
-        </w:rPr>
-      </w:pPr>
-      <w:r>
-        <w:rPr>
-          <w:rFonts w:ascii="Times New Roman" w:eastAsia="Times New Roman" w:hAnsi="Times New Roman" w:cs="Times New Roman"/>
-          <w:i/>
-          <w:color w:val="FF0000"/>
-          <w:sz w:val="24"/>
-          <w:szCs w:val="24"/>
-        </w:rPr>
-        <w:t>Вірні:</w:t>
-      </w:r>
-      <w:r>
-        <w:rPr>
-          <w:rFonts w:ascii="Times New Roman" w:eastAsia="Times New Roman" w:hAnsi="Times New Roman" w:cs="Times New Roman"/>
-          <w:color w:val="000000"/>
-          <w:sz w:val="24"/>
-          <w:szCs w:val="24"/>
-        </w:rPr>
-        <w:t xml:space="preserve"> Тобі, Господи.</w:t>
-      </w:r>
-    </w:p>
-    <w:p>
-      <w:pPr>
-        <w:spacing w:after="120" w:line="240" w:lineRule="auto"/>
-        <w:rPr>
-          <w:rFonts w:ascii="Times New Roman" w:eastAsia="Times New Roman" w:hAnsi="Times New Roman" w:cs="Times New Roman"/>
-          <w:sz w:val="24"/>
-          <w:szCs w:val="24"/>
-        </w:rPr>
-      </w:pPr>
-      <w:r>
-        <w:rPr>
-          <w:rFonts w:ascii="Times New Roman" w:eastAsia="Times New Roman" w:hAnsi="Times New Roman" w:cs="Times New Roman"/>
-          <w:sz w:val="24"/>
-          <w:szCs w:val="24"/>
-          <w:u w:val="single"/>
-        </w:rPr>
-        <w:t>[Дякуємо тобі, Господи, Боже спасіння нашого, бо ти все робиш для добра життя нашого, щоб ми завжди на тебе споглядали, Спасителю й Доброчинцю душ наших. Бо ти дав спокій нам у час минулої ночі й підвів нас, щоб ми поклонялися величному імені твоєму. Тому молимо тебе, Господи: Дай нам ласку й силу, щоб ми стали гідними співати тобі розумно й молитися безупинно та в страсі і тремтінні над нашим спасінням працювали, при заступництві Христа твого. Пом'яни, Господи, і тих, що вночі до тебе кличуть. Вислухай їх і помилуй, і круши під ноги їх невидимих і войовничих ворогів.]</w:t>
-      </w:r>
-    </w:p>
-    <w:p>
-      <w:pPr>
-        <w:spacing w:after="120" w:line="240" w:lineRule="auto"/>
-        <w:rPr>
-          <w:rFonts w:ascii="Times New Roman" w:eastAsia="Times New Roman" w:hAnsi="Times New Roman" w:cs="Times New Roman"/>
-          <w:sz w:val="24"/>
-          <w:szCs w:val="24"/>
-        </w:rPr>
-      </w:pPr>
-      <w:r>
-        <w:rPr>
-          <w:rFonts w:ascii="Times New Roman" w:eastAsia="Times New Roman" w:hAnsi="Times New Roman" w:cs="Times New Roman"/>
-          <w:i/>
-          <w:color w:val="FF0000"/>
-          <w:sz w:val="24"/>
-          <w:szCs w:val="24"/>
-        </w:rPr>
-        <w:t>Священик: </w:t>
-      </w:r>
-      <w:r>
-        <w:rPr>
-          <w:rFonts w:ascii="Times New Roman" w:eastAsia="Times New Roman" w:hAnsi="Times New Roman" w:cs="Times New Roman"/>
-          <w:color w:val="000000"/>
-          <w:sz w:val="24"/>
-          <w:szCs w:val="24"/>
-        </w:rPr>
-        <w:t>Бо Ти цар миру і Спас душ наших і Тобі славу возсилаємо: Отцю, і Сину, і Святому Духові</w:t>
-      </w:r>
-      <w:r>
-        <w:rPr>
-          <w:rFonts w:ascii="Times New Roman" w:eastAsia="Times New Roman" w:hAnsi="Times New Roman" w:cs="Times New Roman"/>
-          <w:sz w:val="24"/>
-          <w:szCs w:val="24"/>
-        </w:rPr>
-        <w:t>, нині і повсякчас, і на віки віків.</w:t>
+        </w:rPr>
+        <w:t xml:space="preserve"> </w:t>
+      </w:r>
+      <w:r>
+        <w:rPr>
+          <w:rFonts w:ascii="Times New Roman" w:hAnsi="Times New Roman"/>
+          <w:color w:val="000000"/>
+          <w:sz w:val="24"/>
+        </w:rPr>
+        <w:t>Бо</w:t>
+      </w:r>
+      <w:r>
+        <w:rPr>
+          <w:rFonts w:ascii="Times New Roman" w:hAnsi="Times New Roman"/>
+          <w:color w:val="000000"/>
+          <w:sz w:val="24"/>
+        </w:rPr>
+        <w:t xml:space="preserve"> </w:t>
+      </w:r>
+      <w:r>
+        <w:rPr>
+          <w:rFonts w:ascii="Times New Roman" w:hAnsi="Times New Roman"/>
+          <w:color w:val="000000"/>
+          <w:sz w:val="24"/>
+        </w:rPr>
+        <w:t>Ти</w:t>
+      </w:r>
+      <w:r>
+        <w:rPr>
+          <w:rFonts w:ascii="Times New Roman" w:hAnsi="Times New Roman"/>
+          <w:color w:val="000000"/>
+          <w:sz w:val="24"/>
+        </w:rPr>
+        <w:t xml:space="preserve"> </w:t>
+      </w:r>
+      <w:r>
+        <w:rPr>
+          <w:rFonts w:ascii="Times New Roman" w:hAnsi="Times New Roman"/>
+          <w:color w:val="000000"/>
+          <w:sz w:val="24"/>
+        </w:rPr>
+        <w:t>цар</w:t>
+      </w:r>
+      <w:r>
+        <w:rPr>
+          <w:rFonts w:ascii="Times New Roman" w:hAnsi="Times New Roman"/>
+          <w:color w:val="000000"/>
+          <w:sz w:val="24"/>
+        </w:rPr>
+        <w:t xml:space="preserve"> </w:t>
+      </w:r>
+      <w:r>
+        <w:rPr>
+          <w:rFonts w:ascii="Times New Roman" w:hAnsi="Times New Roman"/>
+          <w:color w:val="000000"/>
+          <w:sz w:val="24"/>
+        </w:rPr>
+        <w:t>миру</w:t>
+      </w:r>
+      <w:r>
+        <w:rPr>
+          <w:rFonts w:ascii="Times New Roman" w:hAnsi="Times New Roman"/>
+          <w:color w:val="000000"/>
+          <w:sz w:val="24"/>
+        </w:rPr>
+        <w:t xml:space="preserve"> </w:t>
+      </w:r>
+      <w:r>
+        <w:rPr>
+          <w:rFonts w:ascii="Times New Roman" w:hAnsi="Times New Roman"/>
+          <w:color w:val="000000"/>
+          <w:sz w:val="24"/>
+        </w:rPr>
+        <w:t>і</w:t>
+      </w:r>
+      <w:r>
+        <w:rPr>
+          <w:rFonts w:ascii="Times New Roman" w:hAnsi="Times New Roman"/>
+          <w:color w:val="000000"/>
+          <w:sz w:val="24"/>
+        </w:rPr>
+        <w:t xml:space="preserve"> </w:t>
+      </w:r>
+      <w:r>
+        <w:rPr>
+          <w:rFonts w:ascii="Times New Roman" w:hAnsi="Times New Roman"/>
+          <w:color w:val="000000"/>
+          <w:sz w:val="24"/>
+        </w:rPr>
+        <w:t>Спас</w:t>
+      </w:r>
+      <w:r>
+        <w:rPr>
+          <w:rFonts w:ascii="Times New Roman" w:hAnsi="Times New Roman"/>
+          <w:color w:val="000000"/>
+          <w:sz w:val="24"/>
+        </w:rPr>
+        <w:t xml:space="preserve"> </w:t>
+      </w:r>
+      <w:r>
+        <w:rPr>
+          <w:rFonts w:ascii="Times New Roman" w:hAnsi="Times New Roman"/>
+          <w:color w:val="000000"/>
+          <w:sz w:val="24"/>
+        </w:rPr>
+        <w:t>душ</w:t>
+      </w:r>
+      <w:r>
+        <w:rPr>
+          <w:rFonts w:ascii="Times New Roman" w:hAnsi="Times New Roman"/>
+          <w:color w:val="000000"/>
+          <w:sz w:val="24"/>
+        </w:rPr>
+        <w:t xml:space="preserve"> </w:t>
+      </w:r>
+      <w:r>
+        <w:rPr>
+          <w:rFonts w:ascii="Times New Roman" w:hAnsi="Times New Roman"/>
+          <w:color w:val="000000"/>
+          <w:sz w:val="24"/>
+        </w:rPr>
+        <w:t>наших</w:t>
+      </w:r>
+      <w:r>
+        <w:rPr>
+          <w:rFonts w:ascii="Times New Roman" w:hAnsi="Times New Roman"/>
+          <w:color w:val="000000"/>
+          <w:sz w:val="24"/>
+        </w:rPr>
+        <w:t xml:space="preserve"> </w:t>
+      </w:r>
+      <w:r>
+        <w:rPr>
+          <w:rFonts w:ascii="Times New Roman" w:hAnsi="Times New Roman"/>
+          <w:color w:val="000000"/>
+          <w:sz w:val="24"/>
+        </w:rPr>
+        <w:t>–</w:t>
+      </w:r>
+      <w:r>
+        <w:rPr>
+          <w:rFonts w:ascii="Times New Roman" w:hAnsi="Times New Roman"/>
+          <w:color w:val="000000"/>
+          <w:sz w:val="24"/>
+        </w:rPr>
+        <w:t xml:space="preserve"> </w:t>
+      </w:r>
+      <w:r>
+        <w:rPr>
+          <w:rFonts w:ascii="Times New Roman" w:hAnsi="Times New Roman"/>
+          <w:color w:val="000000"/>
+          <w:sz w:val="24"/>
+        </w:rPr>
+        <w:t>і</w:t>
+      </w:r>
+      <w:r>
+        <w:rPr>
+          <w:rFonts w:ascii="Times New Roman" w:hAnsi="Times New Roman"/>
+          <w:color w:val="000000"/>
+          <w:sz w:val="24"/>
+        </w:rPr>
+        <w:t xml:space="preserve"> </w:t>
+      </w:r>
+      <w:r>
+        <w:rPr>
+          <w:rFonts w:ascii="Times New Roman" w:hAnsi="Times New Roman"/>
+          <w:color w:val="000000"/>
+          <w:sz w:val="24"/>
+        </w:rPr>
+        <w:t>Тобі</w:t>
+      </w:r>
+      <w:r>
+        <w:rPr>
+          <w:rFonts w:ascii="Times New Roman" w:hAnsi="Times New Roman"/>
+          <w:color w:val="000000"/>
+          <w:sz w:val="24"/>
+        </w:rPr>
+        <w:t xml:space="preserve"> </w:t>
+      </w:r>
+      <w:r>
+        <w:rPr>
+          <w:rFonts w:ascii="Times New Roman" w:hAnsi="Times New Roman"/>
+          <w:color w:val="000000"/>
+          <w:sz w:val="24"/>
+        </w:rPr>
+        <w:t>славу</w:t>
+      </w:r>
+      <w:r>
+        <w:rPr>
+          <w:rFonts w:ascii="Times New Roman" w:hAnsi="Times New Roman"/>
+          <w:color w:val="000000"/>
+          <w:sz w:val="24"/>
+        </w:rPr>
+        <w:t xml:space="preserve"> </w:t>
+      </w:r>
+      <w:r>
+        <w:rPr>
+          <w:rFonts w:ascii="Times New Roman" w:hAnsi="Times New Roman"/>
+          <w:color w:val="000000"/>
+          <w:sz w:val="24"/>
+        </w:rPr>
+        <w:t>возсилаємо,</w:t>
+      </w:r>
+      <w:r>
+        <w:rPr>
+          <w:rFonts w:ascii="Times New Roman" w:hAnsi="Times New Roman"/>
+          <w:color w:val="000000"/>
+          <w:sz w:val="24"/>
+        </w:rPr>
+        <w:t xml:space="preserve"> </w:t>
+      </w:r>
+      <w:r>
+        <w:rPr>
+          <w:rFonts w:ascii="Times New Roman" w:hAnsi="Times New Roman"/>
+          <w:color w:val="000000"/>
+          <w:sz w:val="24"/>
+        </w:rPr>
+        <w:t>Отцю,</w:t>
+      </w:r>
+      <w:r>
+        <w:rPr>
+          <w:rFonts w:ascii="Times New Roman" w:hAnsi="Times New Roman"/>
+          <w:color w:val="000000"/>
+          <w:sz w:val="24"/>
+        </w:rPr>
+        <w:t xml:space="preserve"> </w:t>
+      </w:r>
+      <w:r>
+        <w:rPr>
+          <w:rFonts w:ascii="Times New Roman" w:hAnsi="Times New Roman"/>
+          <w:color w:val="000000"/>
+          <w:sz w:val="24"/>
+        </w:rPr>
+        <w:t>і</w:t>
+      </w:r>
+      <w:r>
+        <w:rPr>
+          <w:rFonts w:ascii="Times New Roman" w:hAnsi="Times New Roman"/>
+          <w:color w:val="000000"/>
+          <w:sz w:val="24"/>
+        </w:rPr>
+        <w:t xml:space="preserve"> </w:t>
+      </w:r>
+      <w:r>
+        <w:rPr>
+          <w:rFonts w:ascii="Times New Roman" w:hAnsi="Times New Roman"/>
+          <w:color w:val="000000"/>
+          <w:sz w:val="24"/>
+        </w:rPr>
+        <w:t>Сину,</w:t>
+      </w:r>
+      <w:r>
+        <w:rPr>
+          <w:rFonts w:ascii="Times New Roman" w:hAnsi="Times New Roman"/>
+          <w:color w:val="000000"/>
+          <w:sz w:val="24"/>
+        </w:rPr>
+        <w:t xml:space="preserve"> </w:t>
+      </w:r>
+      <w:r>
+        <w:rPr>
+          <w:rFonts w:ascii="Times New Roman" w:hAnsi="Times New Roman"/>
+          <w:color w:val="000000"/>
+          <w:sz w:val="24"/>
+        </w:rPr>
+        <w:t>і</w:t>
+      </w:r>
+      <w:r>
+        <w:rPr>
+          <w:rFonts w:ascii="Times New Roman" w:hAnsi="Times New Roman"/>
+          <w:color w:val="000000"/>
+          <w:sz w:val="24"/>
+        </w:rPr>
+        <w:t xml:space="preserve"> </w:t>
+      </w:r>
+      <w:r>
+        <w:rPr>
+          <w:rFonts w:ascii="Times New Roman" w:hAnsi="Times New Roman"/>
+          <w:color w:val="000000"/>
+          <w:sz w:val="24"/>
+        </w:rPr>
+        <w:t>Святому</w:t>
+      </w:r>
+      <w:r>
+        <w:rPr>
+          <w:rFonts w:ascii="Times New Roman" w:hAnsi="Times New Roman"/>
+          <w:color w:val="000000"/>
+          <w:sz w:val="24"/>
+        </w:rPr>
+        <w:t xml:space="preserve"> </w:t>
+      </w:r>
+      <w:r>
+        <w:rPr>
+          <w:rFonts w:ascii="Times New Roman" w:hAnsi="Times New Roman"/>
+          <w:color w:val="000000"/>
+          <w:sz w:val="24"/>
+        </w:rPr>
+        <w:t>Духові</w:t>
+      </w:r>
+      <w:r>
+        <w:rPr>
+          <w:rFonts w:ascii="Times New Roman" w:hAnsi="Times New Roman"/>
+          <w:sz w:val="24"/>
+        </w:rPr>
+        <w:t>,</w:t>
+      </w:r>
+      <w:r>
+        <w:rPr>
+          <w:rFonts w:ascii="Times New Roman" w:hAnsi="Times New Roman"/>
+          <w:sz w:val="24"/>
+        </w:rPr>
+        <w:t xml:space="preserve"> </w:t>
+      </w:r>
+      <w:r>
+        <w:rPr>
+          <w:rFonts w:ascii="Times New Roman" w:hAnsi="Times New Roman"/>
+          <w:sz w:val="24"/>
+        </w:rPr>
+        <w:t>нині,</w:t>
+      </w:r>
+      <w:r>
+        <w:rPr>
+          <w:rFonts w:ascii="Times New Roman" w:hAnsi="Times New Roman"/>
+          <w:sz w:val="24"/>
+        </w:rPr>
+        <w:t xml:space="preserve"> </w:t>
+      </w:r>
+      <w:r>
+        <w:rPr>
+          <w:rFonts w:ascii="Times New Roman" w:hAnsi="Times New Roman"/>
+          <w:sz w:val="24"/>
+        </w:rPr>
+        <w:t>і</w:t>
+      </w:r>
+      <w:r>
+        <w:rPr>
+          <w:rFonts w:ascii="Times New Roman" w:hAnsi="Times New Roman"/>
+          <w:sz w:val="24"/>
+        </w:rPr>
+        <w:t xml:space="preserve"> </w:t>
+      </w:r>
+      <w:r>
+        <w:rPr>
+          <w:rFonts w:ascii="Times New Roman" w:hAnsi="Times New Roman"/>
+          <w:sz w:val="24"/>
+        </w:rPr>
+        <w:t>повсякчас,</w:t>
+      </w:r>
+      <w:r>
+        <w:rPr>
+          <w:rFonts w:ascii="Times New Roman" w:hAnsi="Times New Roman"/>
+          <w:sz w:val="24"/>
+        </w:rPr>
+        <w:t xml:space="preserve"> </w:t>
+      </w:r>
+      <w:r>
+        <w:rPr>
+          <w:rFonts w:ascii="Times New Roman" w:hAnsi="Times New Roman"/>
+          <w:sz w:val="24"/>
+        </w:rPr>
+        <w:t>і</w:t>
+      </w:r>
+      <w:r>
+        <w:rPr>
+          <w:rFonts w:ascii="Times New Roman" w:hAnsi="Times New Roman"/>
+          <w:sz w:val="24"/>
+        </w:rPr>
+        <w:t xml:space="preserve"> </w:t>
+      </w:r>
+      <w:r>
+        <w:rPr>
+          <w:rFonts w:ascii="Times New Roman" w:hAnsi="Times New Roman"/>
+          <w:sz w:val="24"/>
+        </w:rPr>
+        <w:t>на</w:t>
+      </w:r>
+      <w:r>
+        <w:rPr>
+          <w:rFonts w:ascii="Times New Roman" w:hAnsi="Times New Roman"/>
+          <w:sz w:val="24"/>
+        </w:rPr>
+        <w:t xml:space="preserve"> </w:t>
+      </w:r>
+      <w:r>
+        <w:rPr>
+          <w:rFonts w:ascii="Times New Roman" w:hAnsi="Times New Roman"/>
+          <w:sz w:val="24"/>
+        </w:rPr>
+        <w:t>віки</w:t>
+      </w:r>
+      <w:r>
+        <w:rPr>
+          <w:rFonts w:ascii="Times New Roman" w:hAnsi="Times New Roman"/>
+          <w:sz w:val="24"/>
+        </w:rPr>
+        <w:t xml:space="preserve"> </w:t>
+      </w:r>
+      <w:r>
+        <w:rPr>
+          <w:rFonts w:ascii="Times New Roman" w:hAnsi="Times New Roman"/>
+          <w:sz w:val="24"/>
+        </w:rPr>
+        <w:t>віків.</w:t>
       </w:r>
     </w:p>
     <w:p>

--- a/flow/20230914_vu_template/drafts/2024-12-u/14-СБ-Тирса_Левкія.docx
+++ b/flow/20230914_vu_template/drafts/2024-12-u/14-СБ-Тирса_Левкія.docx
@@ -6107,7 +6107,6 @@
           <w:color w:val="FF0000"/>
           <w:sz w:val="24"/>
         </w:rPr>
-        <w:lastRenderedPageBreak/>
         <w:t>Священник:</w:t>
       </w:r>
       <w:r>
@@ -6449,21 +6448,7 @@
           <w:rFonts w:ascii="Times New Roman" w:hAnsi="Times New Roman"/>
           <w:sz w:val="24"/>
         </w:rPr>
-        <w:t xml:space="preserve"> Христос, істинний Бог наш - молитвами пречистої Своєї Матері, силою чесного і животворчого Хреста, заступництвом</w:t>
-      </w:r>
-      <w:r>
-        <w:rPr>
-          <w:rFonts w:ascii="Times New Roman" w:hAnsi="Times New Roman"/>
-          <w:sz w:val="24"/>
-        </w:rPr>
-        <w:t xml:space="preserve"> чесних небесних сил безтілесних, чесного і славного пророка, предтечі і хрестителя Йоана, святих славних і всехвальних апостолів, святого отця нашого Миколая, архиєпископа Мир Ликійських, чудотворця, святих славних і переможних мучеників, преподобних і бо</w:t>
-      </w:r>
-      <w:r>
-        <w:rPr>
-          <w:rFonts w:ascii="Times New Roman" w:hAnsi="Times New Roman"/>
-          <w:sz w:val="24"/>
-        </w:rPr>
-        <w:t xml:space="preserve">гоносних отців наших, святих і праведних богоотців Йоакима й Анни, і святого, </w:t>
+        <w:t xml:space="preserve"> Христос, істинний Бог наш - молитвами пречистої Своєї Матері, силою чесного і животворчого Хреста, заступництвом чесних небесних сил безтілесних, чесного і славного пророка, предтечі і хрестителя Йоана, святих славних і всехвальних апостолів, святого отця нашого Миколая, архиєпископа Мир Ликійських, чудотворця, святих славних і переможних мучеників, преподобних і богоносних отців наших, святих і праведних богоотців Йоакима й Анни, і святого, </w:t>
       </w:r>
       <w:r>
         <w:rPr>
@@ -13408,332 +13393,9 @@
       <w:r>
         <w:rPr>
           <w:rFonts w:ascii="Times New Roman" w:hAnsi="Times New Roman"/>
-          <w:i/>
-          <w:color w:val="FF0000"/>
-          <w:sz w:val="24"/>
-        </w:rPr>
-        <w:t xml:space="preserve"> </w:t>
-      </w:r>
-      <w:r>
-        <w:rPr>
-          <w:rFonts w:ascii="Times New Roman" w:hAnsi="Times New Roman"/>
-          <w:color w:val="000000"/>
-          <w:sz w:val="24"/>
-        </w:rPr>
-        <w:t>Бо</w:t>
-      </w:r>
-      <w:r>
-        <w:rPr>
-          <w:rFonts w:ascii="Times New Roman" w:hAnsi="Times New Roman"/>
-          <w:color w:val="000000"/>
-          <w:sz w:val="24"/>
-        </w:rPr>
-        <w:t xml:space="preserve"> </w:t>
-      </w:r>
-      <w:r>
-        <w:rPr>
-          <w:rFonts w:ascii="Times New Roman" w:hAnsi="Times New Roman"/>
-          <w:color w:val="000000"/>
-          <w:sz w:val="24"/>
-        </w:rPr>
-        <w:t>Ти</w:t>
-      </w:r>
-      <w:r>
-        <w:rPr>
-          <w:rFonts w:ascii="Times New Roman" w:hAnsi="Times New Roman"/>
-          <w:color w:val="000000"/>
-          <w:sz w:val="24"/>
-        </w:rPr>
-        <w:t xml:space="preserve"> </w:t>
-      </w:r>
-      <w:r>
-        <w:rPr>
-          <w:rFonts w:ascii="Times New Roman" w:hAnsi="Times New Roman"/>
-          <w:color w:val="000000"/>
-          <w:sz w:val="24"/>
-        </w:rPr>
-        <w:t>Бог</w:t>
-      </w:r>
-      <w:r>
-        <w:rPr>
-          <w:rFonts w:ascii="Times New Roman" w:hAnsi="Times New Roman"/>
-          <w:color w:val="000000"/>
-          <w:sz w:val="24"/>
-        </w:rPr>
-        <w:t xml:space="preserve"> </w:t>
-      </w:r>
-      <w:r>
-        <w:rPr>
-          <w:rFonts w:ascii="Times New Roman" w:hAnsi="Times New Roman"/>
-          <w:color w:val="000000"/>
-          <w:sz w:val="24"/>
-        </w:rPr>
-        <w:t>наш</w:t>
-      </w:r>
-      <w:r>
-        <w:rPr>
-          <w:rFonts w:ascii="Times New Roman" w:hAnsi="Times New Roman"/>
-          <w:color w:val="000000"/>
-          <w:sz w:val="24"/>
-        </w:rPr>
-        <w:t xml:space="preserve"> </w:t>
-      </w:r>
-      <w:r>
-        <w:rPr>
-          <w:rFonts w:ascii="Times New Roman" w:hAnsi="Times New Roman"/>
-          <w:color w:val="000000"/>
-          <w:sz w:val="24"/>
-        </w:rPr>
-        <w:t>і</w:t>
-      </w:r>
-      <w:r>
-        <w:rPr>
-          <w:rFonts w:ascii="Times New Roman" w:hAnsi="Times New Roman"/>
-          <w:color w:val="000000"/>
-          <w:sz w:val="24"/>
-        </w:rPr>
-        <w:t xml:space="preserve"> </w:t>
-      </w:r>
-      <w:r>
-        <w:rPr>
-          <w:rFonts w:ascii="Times New Roman" w:hAnsi="Times New Roman"/>
-          <w:color w:val="000000"/>
-          <w:sz w:val="24"/>
-        </w:rPr>
-        <w:t>Тобі</w:t>
-      </w:r>
-      <w:r>
-        <w:rPr>
-          <w:rFonts w:ascii="Times New Roman" w:hAnsi="Times New Roman"/>
-          <w:color w:val="000000"/>
-          <w:sz w:val="24"/>
-        </w:rPr>
-        <w:t xml:space="preserve"> </w:t>
-      </w:r>
-      <w:r>
-        <w:rPr>
-          <w:rFonts w:ascii="Times New Roman" w:hAnsi="Times New Roman"/>
-          <w:color w:val="000000"/>
-          <w:sz w:val="24"/>
-        </w:rPr>
-        <w:t>славу</w:t>
-      </w:r>
-      <w:r>
-        <w:rPr>
-          <w:rFonts w:ascii="Times New Roman" w:hAnsi="Times New Roman"/>
-          <w:color w:val="000000"/>
-          <w:sz w:val="24"/>
-        </w:rPr>
-        <w:t xml:space="preserve"> </w:t>
-      </w:r>
-      <w:r>
-        <w:rPr>
-          <w:rFonts w:ascii="Times New Roman" w:hAnsi="Times New Roman"/>
-          <w:color w:val="000000"/>
-          <w:sz w:val="24"/>
-        </w:rPr>
-        <w:t>возсилаємо:</w:t>
-      </w:r>
-      <w:r>
-        <w:rPr>
-          <w:rFonts w:ascii="Times New Roman" w:hAnsi="Times New Roman"/>
-          <w:color w:val="000000"/>
-          <w:sz w:val="24"/>
-        </w:rPr>
-        <w:t xml:space="preserve"> </w:t>
-      </w:r>
-      <w:r>
-        <w:rPr>
-          <w:rFonts w:ascii="Times New Roman" w:hAnsi="Times New Roman"/>
-          <w:color w:val="000000"/>
-          <w:sz w:val="24"/>
-        </w:rPr>
-        <w:t>Отцю,</w:t>
-      </w:r>
-      <w:r>
-        <w:rPr>
-          <w:rFonts w:ascii="Times New Roman" w:hAnsi="Times New Roman"/>
-          <w:color w:val="000000"/>
-          <w:sz w:val="24"/>
-        </w:rPr>
-        <w:t xml:space="preserve"> </w:t>
-      </w:r>
-      <w:r>
-        <w:rPr>
-          <w:rFonts w:ascii="Times New Roman" w:hAnsi="Times New Roman"/>
-          <w:color w:val="000000"/>
-          <w:sz w:val="24"/>
-        </w:rPr>
-        <w:t>і</w:t>
-      </w:r>
-      <w:r>
-        <w:rPr>
-          <w:rFonts w:ascii="Times New Roman" w:hAnsi="Times New Roman"/>
-          <w:color w:val="000000"/>
-          <w:sz w:val="24"/>
-        </w:rPr>
-        <w:t xml:space="preserve"> </w:t>
-      </w:r>
-      <w:r>
-        <w:rPr>
-          <w:rFonts w:ascii="Times New Roman" w:hAnsi="Times New Roman"/>
-          <w:color w:val="000000"/>
-          <w:sz w:val="24"/>
-        </w:rPr>
-        <w:t>Сину,</w:t>
-      </w:r>
-      <w:r>
-        <w:rPr>
-          <w:rFonts w:ascii="Times New Roman" w:hAnsi="Times New Roman"/>
-          <w:color w:val="000000"/>
-          <w:sz w:val="24"/>
-        </w:rPr>
-        <w:t xml:space="preserve"> </w:t>
-      </w:r>
-      <w:r>
-        <w:rPr>
-          <w:rFonts w:ascii="Times New Roman" w:hAnsi="Times New Roman"/>
-          <w:color w:val="000000"/>
-          <w:sz w:val="24"/>
-        </w:rPr>
-        <w:t>і</w:t>
-      </w:r>
-      <w:r>
-        <w:rPr>
-          <w:rFonts w:ascii="Times New Roman" w:hAnsi="Times New Roman"/>
-          <w:color w:val="000000"/>
-          <w:sz w:val="24"/>
-        </w:rPr>
-        <w:t xml:space="preserve"> </w:t>
-      </w:r>
-      <w:r>
-        <w:rPr>
-          <w:rFonts w:ascii="Times New Roman" w:hAnsi="Times New Roman"/>
-          <w:color w:val="000000"/>
-          <w:sz w:val="24"/>
-        </w:rPr>
-        <w:t>Святому</w:t>
-      </w:r>
-      <w:r>
-        <w:rPr>
-          <w:rFonts w:ascii="Times New Roman" w:hAnsi="Times New Roman"/>
-          <w:color w:val="000000"/>
-          <w:sz w:val="24"/>
-        </w:rPr>
-        <w:t xml:space="preserve"> </w:t>
-      </w:r>
-      <w:r>
-        <w:rPr>
-          <w:rFonts w:ascii="Times New Roman" w:hAnsi="Times New Roman"/>
-          <w:color w:val="000000"/>
-          <w:sz w:val="24"/>
-        </w:rPr>
-        <w:t>Духові</w:t>
-      </w:r>
-      <w:r>
-        <w:rPr>
-          <w:rFonts w:ascii="Times New Roman" w:hAnsi="Times New Roman"/>
-          <w:sz w:val="24"/>
-        </w:rPr>
-        <w:t>,</w:t>
-      </w:r>
-      <w:r>
-        <w:rPr>
-          <w:rFonts w:ascii="Times New Roman" w:hAnsi="Times New Roman"/>
-          <w:sz w:val="24"/>
-        </w:rPr>
-        <w:t xml:space="preserve"> </w:t>
-      </w:r>
-      <w:r>
-        <w:rPr>
-          <w:rFonts w:ascii="Times New Roman" w:hAnsi="Times New Roman"/>
-          <w:sz w:val="24"/>
-        </w:rPr>
-        <w:t>нині,</w:t>
-      </w:r>
-      <w:r>
-        <w:rPr>
-          <w:rFonts w:ascii="Times New Roman" w:hAnsi="Times New Roman"/>
-          <w:sz w:val="24"/>
-        </w:rPr>
-        <w:t xml:space="preserve"> </w:t>
-      </w:r>
-      <w:r>
-        <w:rPr>
-          <w:rFonts w:ascii="Times New Roman" w:hAnsi="Times New Roman"/>
-          <w:sz w:val="24"/>
-        </w:rPr>
-        <w:t>і</w:t>
-      </w:r>
-      <w:r>
-        <w:rPr>
-          <w:rFonts w:ascii="Times New Roman" w:hAnsi="Times New Roman"/>
-          <w:sz w:val="24"/>
-        </w:rPr>
-        <w:t xml:space="preserve"> </w:t>
-      </w:r>
-      <w:r>
-        <w:rPr>
-          <w:rFonts w:ascii="Times New Roman" w:hAnsi="Times New Roman"/>
-          <w:sz w:val="24"/>
-        </w:rPr>
-        <w:t>повсякчас,</w:t>
-      </w:r>
-      <w:r>
-        <w:rPr>
-          <w:rFonts w:ascii="Times New Roman" w:hAnsi="Times New Roman"/>
-          <w:sz w:val="24"/>
-        </w:rPr>
-        <w:t xml:space="preserve"> </w:t>
-      </w:r>
-      <w:r>
-        <w:rPr>
-          <w:rFonts w:ascii="Times New Roman" w:hAnsi="Times New Roman"/>
-          <w:sz w:val="24"/>
-        </w:rPr>
-        <w:t>і</w:t>
-      </w:r>
-      <w:r>
-        <w:rPr>
-          <w:rFonts w:ascii="Times New Roman" w:hAnsi="Times New Roman"/>
-          <w:sz w:val="24"/>
-        </w:rPr>
-        <w:t xml:space="preserve"> </w:t>
-      </w:r>
-      <w:r>
-        <w:rPr>
-          <w:rFonts w:ascii="Times New Roman" w:hAnsi="Times New Roman"/>
-          <w:sz w:val="24"/>
-        </w:rPr>
-        <w:t>на</w:t>
-      </w:r>
-      <w:r>
-        <w:rPr>
-          <w:rFonts w:ascii="Times New Roman" w:hAnsi="Times New Roman"/>
-          <w:sz w:val="24"/>
-        </w:rPr>
-        <w:t xml:space="preserve"> </w:t>
-      </w:r>
-      <w:r>
-        <w:rPr>
-          <w:rFonts w:ascii="Times New Roman" w:hAnsi="Times New Roman"/>
-          <w:sz w:val="24"/>
-        </w:rPr>
-        <w:t>віки</w:t>
-      </w:r>
-      <w:r>
-        <w:rPr>
-          <w:rFonts w:ascii="Times New Roman" w:hAnsi="Times New Roman"/>
-          <w:sz w:val="24"/>
-        </w:rPr>
-        <w:t xml:space="preserve"> </w:t>
-      </w:r>
-      <w:r>
-        <w:rPr>
-          <w:rFonts w:ascii="Times New Roman" w:hAnsi="Times New Roman"/>
-          <w:sz w:val="24"/>
-        </w:rPr>
-        <w:t>віків.</w:t>
+          <w:sz w:val="24"/>
+        </w:rPr>
+        <w:t xml:space="preserve"> Бо Ти Бог наш і Тобі славу возсилаємо: Отцю, і Сину, і Святому Духові, нині, і повсякчас, і на віки віків.</w:t>
       </w:r>
     </w:p>
     <w:p>
@@ -15569,412 +15231,9 @@
       <w:r>
         <w:rPr>
           <w:rFonts w:ascii="Times New Roman" w:hAnsi="Times New Roman"/>
-          <w:i/>
-          <w:color w:val="FF0000"/>
-          <w:sz w:val="24"/>
-        </w:rPr>
-        <w:t xml:space="preserve"> </w:t>
-      </w:r>
-      <w:r>
-        <w:rPr>
-          <w:rFonts w:ascii="Times New Roman" w:hAnsi="Times New Roman"/>
-          <w:color w:val="000000"/>
-          <w:sz w:val="24"/>
-        </w:rPr>
-        <w:t>Бо</w:t>
-      </w:r>
-      <w:r>
-        <w:rPr>
-          <w:rFonts w:ascii="Times New Roman" w:hAnsi="Times New Roman"/>
-          <w:color w:val="000000"/>
-          <w:sz w:val="24"/>
-        </w:rPr>
-        <w:t xml:space="preserve"> </w:t>
-      </w:r>
-      <w:r>
-        <w:rPr>
-          <w:rFonts w:ascii="Times New Roman" w:hAnsi="Times New Roman"/>
-          <w:color w:val="000000"/>
-          <w:sz w:val="24"/>
-        </w:rPr>
-        <w:t>Ти</w:t>
-      </w:r>
-      <w:r>
-        <w:rPr>
-          <w:rFonts w:ascii="Times New Roman" w:hAnsi="Times New Roman"/>
-          <w:color w:val="000000"/>
-          <w:sz w:val="24"/>
-        </w:rPr>
-        <w:t xml:space="preserve"> </w:t>
-      </w:r>
-      <w:r>
-        <w:rPr>
-          <w:rFonts w:ascii="Times New Roman" w:hAnsi="Times New Roman"/>
-          <w:color w:val="000000"/>
-          <w:sz w:val="24"/>
-        </w:rPr>
-        <w:t>цар</w:t>
-      </w:r>
-      <w:r>
-        <w:rPr>
-          <w:rFonts w:ascii="Times New Roman" w:hAnsi="Times New Roman"/>
-          <w:color w:val="000000"/>
-          <w:sz w:val="24"/>
-        </w:rPr>
-        <w:t xml:space="preserve"> </w:t>
-      </w:r>
-      <w:r>
-        <w:rPr>
-          <w:rFonts w:ascii="Times New Roman" w:hAnsi="Times New Roman"/>
-          <w:color w:val="000000"/>
-          <w:sz w:val="24"/>
-        </w:rPr>
-        <w:t>миру</w:t>
-      </w:r>
-      <w:r>
-        <w:rPr>
-          <w:rFonts w:ascii="Times New Roman" w:hAnsi="Times New Roman"/>
-          <w:color w:val="000000"/>
-          <w:sz w:val="24"/>
-        </w:rPr>
-        <w:t xml:space="preserve"> </w:t>
-      </w:r>
-      <w:r>
-        <w:rPr>
-          <w:rFonts w:ascii="Times New Roman" w:hAnsi="Times New Roman"/>
-          <w:color w:val="000000"/>
-          <w:sz w:val="24"/>
-        </w:rPr>
-        <w:t>і</w:t>
-      </w:r>
-      <w:r>
-        <w:rPr>
-          <w:rFonts w:ascii="Times New Roman" w:hAnsi="Times New Roman"/>
-          <w:color w:val="000000"/>
-          <w:sz w:val="24"/>
-        </w:rPr>
-        <w:t xml:space="preserve"> </w:t>
-      </w:r>
-      <w:r>
-        <w:rPr>
-          <w:rFonts w:ascii="Times New Roman" w:hAnsi="Times New Roman"/>
-          <w:color w:val="000000"/>
-          <w:sz w:val="24"/>
-        </w:rPr>
-        <w:t>Спас</w:t>
-      </w:r>
-      <w:r>
-        <w:rPr>
-          <w:rFonts w:ascii="Times New Roman" w:hAnsi="Times New Roman"/>
-          <w:color w:val="000000"/>
-          <w:sz w:val="24"/>
-        </w:rPr>
-        <w:t xml:space="preserve"> </w:t>
-      </w:r>
-      <w:r>
-        <w:rPr>
-          <w:rFonts w:ascii="Times New Roman" w:hAnsi="Times New Roman"/>
-          <w:color w:val="000000"/>
-          <w:sz w:val="24"/>
-        </w:rPr>
-        <w:t>душ</w:t>
-      </w:r>
-      <w:r>
-        <w:rPr>
-          <w:rFonts w:ascii="Times New Roman" w:hAnsi="Times New Roman"/>
-          <w:color w:val="000000"/>
-          <w:sz w:val="24"/>
-        </w:rPr>
-        <w:t xml:space="preserve"> </w:t>
-      </w:r>
-      <w:r>
-        <w:rPr>
-          <w:rFonts w:ascii="Times New Roman" w:hAnsi="Times New Roman"/>
-          <w:color w:val="000000"/>
-          <w:sz w:val="24"/>
-        </w:rPr>
-        <w:t>наших</w:t>
-      </w:r>
-      <w:r>
-        <w:rPr>
-          <w:rFonts w:ascii="Times New Roman" w:hAnsi="Times New Roman"/>
-          <w:color w:val="000000"/>
-          <w:sz w:val="24"/>
-        </w:rPr>
-        <w:t xml:space="preserve"> </w:t>
-      </w:r>
-      <w:r>
-        <w:rPr>
-          <w:rFonts w:ascii="Times New Roman" w:hAnsi="Times New Roman"/>
-          <w:color w:val="000000"/>
-          <w:sz w:val="24"/>
-        </w:rPr>
-        <w:t>–</w:t>
-      </w:r>
-      <w:r>
-        <w:rPr>
-          <w:rFonts w:ascii="Times New Roman" w:hAnsi="Times New Roman"/>
-          <w:color w:val="000000"/>
-          <w:sz w:val="24"/>
-        </w:rPr>
-        <w:t xml:space="preserve"> </w:t>
-      </w:r>
-      <w:r>
-        <w:rPr>
-          <w:rFonts w:ascii="Times New Roman" w:hAnsi="Times New Roman"/>
-          <w:color w:val="000000"/>
-          <w:sz w:val="24"/>
-        </w:rPr>
-        <w:t>і</w:t>
-      </w:r>
-      <w:r>
-        <w:rPr>
-          <w:rFonts w:ascii="Times New Roman" w:hAnsi="Times New Roman"/>
-          <w:color w:val="000000"/>
-          <w:sz w:val="24"/>
-        </w:rPr>
-        <w:t xml:space="preserve"> </w:t>
-      </w:r>
-      <w:r>
-        <w:rPr>
-          <w:rFonts w:ascii="Times New Roman" w:hAnsi="Times New Roman"/>
-          <w:color w:val="000000"/>
-          <w:sz w:val="24"/>
-        </w:rPr>
-        <w:t>Тобі</w:t>
-      </w:r>
-      <w:r>
-        <w:rPr>
-          <w:rFonts w:ascii="Times New Roman" w:hAnsi="Times New Roman"/>
-          <w:color w:val="000000"/>
-          <w:sz w:val="24"/>
-        </w:rPr>
-        <w:t xml:space="preserve"> </w:t>
-      </w:r>
-      <w:r>
-        <w:rPr>
-          <w:rFonts w:ascii="Times New Roman" w:hAnsi="Times New Roman"/>
-          <w:color w:val="000000"/>
-          <w:sz w:val="24"/>
-        </w:rPr>
-        <w:t>славу</w:t>
-      </w:r>
-      <w:r>
-        <w:rPr>
-          <w:rFonts w:ascii="Times New Roman" w:hAnsi="Times New Roman"/>
-          <w:color w:val="000000"/>
-          <w:sz w:val="24"/>
-        </w:rPr>
-        <w:t xml:space="preserve"> </w:t>
-      </w:r>
-      <w:r>
-        <w:rPr>
-          <w:rFonts w:ascii="Times New Roman" w:hAnsi="Times New Roman"/>
-          <w:color w:val="000000"/>
-          <w:sz w:val="24"/>
-        </w:rPr>
-        <w:t>возсилаємо,</w:t>
-      </w:r>
-      <w:r>
-        <w:rPr>
-          <w:rFonts w:ascii="Times New Roman" w:hAnsi="Times New Roman"/>
-          <w:color w:val="000000"/>
-          <w:sz w:val="24"/>
-        </w:rPr>
-        <w:t xml:space="preserve"> </w:t>
-      </w:r>
-      <w:r>
-        <w:rPr>
-          <w:rFonts w:ascii="Times New Roman" w:hAnsi="Times New Roman"/>
-          <w:color w:val="000000"/>
-          <w:sz w:val="24"/>
-        </w:rPr>
-        <w:t>Отцю,</w:t>
-      </w:r>
-      <w:r>
-        <w:rPr>
-          <w:rFonts w:ascii="Times New Roman" w:hAnsi="Times New Roman"/>
-          <w:color w:val="000000"/>
-          <w:sz w:val="24"/>
-        </w:rPr>
-        <w:t xml:space="preserve"> </w:t>
-      </w:r>
-      <w:r>
-        <w:rPr>
-          <w:rFonts w:ascii="Times New Roman" w:hAnsi="Times New Roman"/>
-          <w:color w:val="000000"/>
-          <w:sz w:val="24"/>
-        </w:rPr>
-        <w:t>і</w:t>
-      </w:r>
-      <w:r>
-        <w:rPr>
-          <w:rFonts w:ascii="Times New Roman" w:hAnsi="Times New Roman"/>
-          <w:color w:val="000000"/>
-          <w:sz w:val="24"/>
-        </w:rPr>
-        <w:t xml:space="preserve"> </w:t>
-      </w:r>
-      <w:r>
-        <w:rPr>
-          <w:rFonts w:ascii="Times New Roman" w:hAnsi="Times New Roman"/>
-          <w:color w:val="000000"/>
-          <w:sz w:val="24"/>
-        </w:rPr>
-        <w:t>Сину,</w:t>
-      </w:r>
-      <w:r>
-        <w:rPr>
-          <w:rFonts w:ascii="Times New Roman" w:hAnsi="Times New Roman"/>
-          <w:color w:val="000000"/>
-          <w:sz w:val="24"/>
-        </w:rPr>
-        <w:t xml:space="preserve"> </w:t>
-      </w:r>
-      <w:r>
-        <w:rPr>
-          <w:rFonts w:ascii="Times New Roman" w:hAnsi="Times New Roman"/>
-          <w:color w:val="000000"/>
-          <w:sz w:val="24"/>
-        </w:rPr>
-        <w:t>і</w:t>
-      </w:r>
-      <w:r>
-        <w:rPr>
-          <w:rFonts w:ascii="Times New Roman" w:hAnsi="Times New Roman"/>
-          <w:color w:val="000000"/>
-          <w:sz w:val="24"/>
-        </w:rPr>
-        <w:t xml:space="preserve"> </w:t>
-      </w:r>
-      <w:r>
-        <w:rPr>
-          <w:rFonts w:ascii="Times New Roman" w:hAnsi="Times New Roman"/>
-          <w:color w:val="000000"/>
-          <w:sz w:val="24"/>
-        </w:rPr>
-        <w:t>Святому</w:t>
-      </w:r>
-      <w:r>
-        <w:rPr>
-          <w:rFonts w:ascii="Times New Roman" w:hAnsi="Times New Roman"/>
-          <w:color w:val="000000"/>
-          <w:sz w:val="24"/>
-        </w:rPr>
-        <w:t xml:space="preserve"> </w:t>
-      </w:r>
-      <w:r>
-        <w:rPr>
-          <w:rFonts w:ascii="Times New Roman" w:hAnsi="Times New Roman"/>
-          <w:color w:val="000000"/>
-          <w:sz w:val="24"/>
-        </w:rPr>
-        <w:t>Духові</w:t>
-      </w:r>
-      <w:r>
-        <w:rPr>
-          <w:rFonts w:ascii="Times New Roman" w:hAnsi="Times New Roman"/>
-          <w:sz w:val="24"/>
-        </w:rPr>
-        <w:t>,</w:t>
-      </w:r>
-      <w:r>
-        <w:rPr>
-          <w:rFonts w:ascii="Times New Roman" w:hAnsi="Times New Roman"/>
-          <w:sz w:val="24"/>
-        </w:rPr>
-        <w:t xml:space="preserve"> </w:t>
-      </w:r>
-      <w:r>
-        <w:rPr>
-          <w:rFonts w:ascii="Times New Roman" w:hAnsi="Times New Roman"/>
-          <w:sz w:val="24"/>
-        </w:rPr>
-        <w:t>нині,</w:t>
-      </w:r>
-      <w:r>
-        <w:rPr>
-          <w:rFonts w:ascii="Times New Roman" w:hAnsi="Times New Roman"/>
-          <w:sz w:val="24"/>
-        </w:rPr>
-        <w:t xml:space="preserve"> </w:t>
-      </w:r>
-      <w:r>
-        <w:rPr>
-          <w:rFonts w:ascii="Times New Roman" w:hAnsi="Times New Roman"/>
-          <w:sz w:val="24"/>
-        </w:rPr>
-        <w:t>і</w:t>
-      </w:r>
-      <w:r>
-        <w:rPr>
-          <w:rFonts w:ascii="Times New Roman" w:hAnsi="Times New Roman"/>
-          <w:sz w:val="24"/>
-        </w:rPr>
-        <w:t xml:space="preserve"> </w:t>
-      </w:r>
-      <w:r>
-        <w:rPr>
-          <w:rFonts w:ascii="Times New Roman" w:hAnsi="Times New Roman"/>
-          <w:sz w:val="24"/>
-        </w:rPr>
-        <w:t>повсякчас,</w:t>
-      </w:r>
-      <w:r>
-        <w:rPr>
-          <w:rFonts w:ascii="Times New Roman" w:hAnsi="Times New Roman"/>
-          <w:sz w:val="24"/>
-        </w:rPr>
-        <w:t xml:space="preserve"> </w:t>
-      </w:r>
-      <w:r>
-        <w:rPr>
-          <w:rFonts w:ascii="Times New Roman" w:hAnsi="Times New Roman"/>
-          <w:sz w:val="24"/>
-        </w:rPr>
-        <w:t>і</w:t>
-      </w:r>
-      <w:r>
-        <w:rPr>
-          <w:rFonts w:ascii="Times New Roman" w:hAnsi="Times New Roman"/>
-          <w:sz w:val="24"/>
-        </w:rPr>
-        <w:t xml:space="preserve"> </w:t>
-      </w:r>
-      <w:r>
-        <w:rPr>
-          <w:rFonts w:ascii="Times New Roman" w:hAnsi="Times New Roman"/>
-          <w:sz w:val="24"/>
-        </w:rPr>
-        <w:t>на</w:t>
-      </w:r>
-      <w:r>
-        <w:rPr>
-          <w:rFonts w:ascii="Times New Roman" w:hAnsi="Times New Roman"/>
-          <w:sz w:val="24"/>
-        </w:rPr>
-        <w:t xml:space="preserve"> </w:t>
-      </w:r>
-      <w:r>
-        <w:rPr>
-          <w:rFonts w:ascii="Times New Roman" w:hAnsi="Times New Roman"/>
-          <w:sz w:val="24"/>
-        </w:rPr>
-        <w:t>віки</w:t>
-      </w:r>
-      <w:r>
-        <w:rPr>
-          <w:rFonts w:ascii="Times New Roman" w:hAnsi="Times New Roman"/>
-          <w:sz w:val="24"/>
-        </w:rPr>
-        <w:t xml:space="preserve"> </w:t>
-      </w:r>
-      <w:r>
-        <w:rPr>
-          <w:rFonts w:ascii="Times New Roman" w:hAnsi="Times New Roman"/>
-          <w:sz w:val="24"/>
-        </w:rPr>
-        <w:t>віків.</w:t>
+          <w:sz w:val="24"/>
+        </w:rPr>
+        <w:t xml:space="preserve"> Бо Ти цар миру і Спас душ наших – і Тобі славу возсилаємо, Отцю, і Сину, і Святому Духові, нині, і повсякчас, і на віки віків.</w:t>
       </w:r>
     </w:p>
     <w:p>
@@ -20672,21 +19931,7 @@
           <w:rFonts w:ascii="Times New Roman" w:hAnsi="Times New Roman"/>
           <w:sz w:val="24"/>
         </w:rPr>
-        <w:t xml:space="preserve"> Христос, істинний Бог наш - молитвами пречистої Своєї Матері, силою чесного і животворчого Хреста, заступництвом чесних небесних сил безтілесних, чесного і славного пророка, предтечі і хре</w:t>
-      </w:r>
-      <w:r>
-        <w:rPr>
-          <w:rFonts w:ascii="Times New Roman" w:hAnsi="Times New Roman"/>
-          <w:sz w:val="24"/>
-        </w:rPr>
-        <w:t>стителя Йоана, святих славних і всехвальних апостолів, святого отця нашого Миколая, архиєпископа Мир Ликійських, чудотворця, святих славних і переможних мучеників, преподобних і богоносних отців наших, святих і праведних богоотців Йоакима й Анни, і святого</w:t>
-      </w:r>
-      <w:r>
-        <w:rPr>
-          <w:rFonts w:ascii="Times New Roman" w:hAnsi="Times New Roman"/>
-          <w:sz w:val="24"/>
-        </w:rPr>
-        <w:t xml:space="preserve">, </w:t>
+        <w:t xml:space="preserve"> Христос, істинний Бог наш - молитвами пречистої Своєї Матері, силою чесного і животворчого Хреста, заступництвом чесних небесних сил безтілесних, чесного і славного пророка, предтечі і хрестителя Йоана, святих славних і всехвальних апостолів, святого отця нашого Миколая, архиєпископа Мир Ликійських, чудотворця, святих славних і переможних мучеників, преподобних і богоносних отців наших, святих і праведних богоотців Йоакима й Анни, і святого, </w:t>
       </w:r>
       <w:r>
         <w:rPr>
